--- a/docs/ai-usage-register.docx
+++ b/docs/ai-usage-register.docx
@@ -6,69 +6,73 @@
       <w:pPr>
         <w:pStyle w:val="Heading1"/>
         <w:rPr>
-          <w:rFonts w:ascii="Times New Roman" w:hAnsi="Times New Roman" w:cs="Times New Roman"/>
+          <w:rFonts w:ascii="Times New Roman" w:eastAsiaTheme="minorEastAsia" w:hAnsi="Times New Roman" w:cs="Times New Roman"/>
+          <w:sz w:val="24"/>
+          <w:szCs w:val="24"/>
         </w:rPr>
       </w:pPr>
+      <w:bookmarkStart w:id="0" w:name="_Toc240403864"/>
       <w:r>
         <w:rPr>
           <w:rFonts w:ascii="Times New Roman" w:hAnsi="Times New Roman" w:cs="Times New Roman"/>
         </w:rPr>
         <w:t>AI Usage Register</w:t>
       </w:r>
+      <w:bookmarkEnd w:id="0"/>
     </w:p>
     <w:p>
       <w:pPr>
+        <w:spacing w:line="276" w:lineRule="auto"/>
         <w:rPr>
           <w:rFonts w:ascii="Times New Roman" w:hAnsi="Times New Roman" w:cs="Times New Roman"/>
+        </w:rPr>
+      </w:pPr>
+      <w:r>
+        <w:rPr>
+          <w:rFonts w:ascii="Times New Roman" w:eastAsia="Times New Roman" w:hAnsi="Times New Roman" w:cs="Times New Roman"/>
+          <w:sz w:val="22"/>
+          <w:szCs w:val="22"/>
+        </w:rPr>
+        <w:t>In the event if any team member has asked the assistance of AI to analyse, research, compare architecture, design, code, test, debug, review documentation and operational analysis, the following table underneath provide all the information that each AI usage must require. The following key points of the table will assist in completing each AI usage within the table:</w:t>
+      </w:r>
+    </w:p>
+    <w:p>
+      <w:pPr>
+        <w:pStyle w:val="Heading2"/>
+        <w:rPr>
+          <w:rFonts w:ascii="Times New Roman" w:eastAsia="Times New Roman" w:hAnsi="Times New Roman" w:cs="Times New Roman"/>
+        </w:rPr>
+      </w:pPr>
+      <w:bookmarkStart w:id="1" w:name="_Toc240403865"/>
+      <w:r>
+        <w:rPr>
+          <w:rFonts w:ascii="Times New Roman" w:eastAsia="Times New Roman" w:hAnsi="Times New Roman" w:cs="Times New Roman"/>
+        </w:rPr>
+        <w:t>Features</w:t>
+      </w:r>
+      <w:bookmarkEnd w:id="1"/>
+    </w:p>
+    <w:p>
+      <w:pPr>
+        <w:pStyle w:val="ListParagraph"/>
+        <w:numPr>
+          <w:ilvl w:val="0"/>
+          <w:numId w:val="3"/>
+        </w:numPr>
+        <w:spacing w:after="0" w:line="276" w:lineRule="auto"/>
+        <w:rPr>
+          <w:rFonts w:ascii="Times New Roman" w:eastAsia="Times New Roman" w:hAnsi="Times New Roman" w:cs="Times New Roman"/>
           <w:sz w:val="22"/>
           <w:szCs w:val="22"/>
         </w:rPr>
       </w:pPr>
       <w:r>
         <w:rPr>
-          <w:rFonts w:ascii="Times New Roman" w:hAnsi="Times New Roman" w:cs="Times New Roman"/>
+          <w:rFonts w:ascii="Times New Roman" w:eastAsia="Times New Roman" w:hAnsi="Times New Roman" w:cs="Times New Roman"/>
           <w:sz w:val="22"/>
           <w:szCs w:val="22"/>
         </w:rPr>
-        <w:t xml:space="preserve">In the event if any team member has asked the assistance of AI to analyse, research, </w:t>
-      </w:r>
-      <w:r>
-        <w:rPr>
-          <w:rFonts w:ascii="Times New Roman" w:hAnsi="Times New Roman" w:cs="Times New Roman"/>
-          <w:sz w:val="22"/>
-          <w:szCs w:val="22"/>
-        </w:rPr>
-        <w:t>compare architecture, design, code, test, debug, review documentation</w:t>
-      </w:r>
-      <w:r>
-        <w:rPr>
-          <w:rFonts w:ascii="Times New Roman" w:hAnsi="Times New Roman" w:cs="Times New Roman"/>
-          <w:sz w:val="22"/>
-          <w:szCs w:val="22"/>
-        </w:rPr>
-        <w:t xml:space="preserve"> and operational analysis, the following table underneath provide all the information that each AI usage must require.</w:t>
-      </w:r>
-      <w:r>
-        <w:rPr>
-          <w:rFonts w:ascii="Times New Roman" w:hAnsi="Times New Roman" w:cs="Times New Roman"/>
-          <w:sz w:val="22"/>
-          <w:szCs w:val="22"/>
-        </w:rPr>
-        <w:t xml:space="preserve"> The following key points of the table will assist in completing each AI usage within the table:</w:t>
-      </w:r>
-    </w:p>
-    <w:p>
-      <w:pPr>
-        <w:pStyle w:val="Heading2"/>
-        <w:rPr>
-          <w:rFonts w:ascii="Times New Roman" w:hAnsi="Times New Roman" w:cs="Times New Roman"/>
-        </w:rPr>
-      </w:pPr>
-      <w:r>
-        <w:rPr>
-          <w:rFonts w:ascii="Times New Roman" w:hAnsi="Times New Roman" w:cs="Times New Roman"/>
-        </w:rPr>
-        <w:t>Features</w:t>
+        <w:t>ID: This is the ID of an AI usage. The naming convention of AI IDs are “AI-001”.</w:t>
       </w:r>
     </w:p>
     <w:p>
@@ -76,414 +80,18 @@
         <w:pStyle w:val="ListParagraph"/>
         <w:numPr>
           <w:ilvl w:val="0"/>
-          <w:numId w:val="1"/>
+          <w:numId w:val="3"/>
         </w:numPr>
+        <w:spacing w:after="0" w:line="276" w:lineRule="auto"/>
         <w:rPr>
-          <w:rFonts w:ascii="Times New Roman" w:hAnsi="Times New Roman" w:cs="Times New Roman"/>
+          <w:rFonts w:ascii="Times New Roman" w:eastAsia="Times New Roman" w:hAnsi="Times New Roman" w:cs="Times New Roman"/>
           <w:sz w:val="22"/>
           <w:szCs w:val="22"/>
         </w:rPr>
       </w:pPr>
       <w:r>
         <w:rPr>
-          <w:rFonts w:ascii="Times New Roman" w:hAnsi="Times New Roman" w:cs="Times New Roman"/>
-          <w:sz w:val="22"/>
-          <w:szCs w:val="22"/>
-        </w:rPr>
-        <w:t xml:space="preserve">ID: This is the ID of an AI usage. </w:t>
-      </w:r>
-      <w:r>
-        <w:rPr>
-          <w:rFonts w:ascii="Times New Roman" w:hAnsi="Times New Roman" w:cs="Times New Roman"/>
-          <w:sz w:val="22"/>
-          <w:szCs w:val="22"/>
-        </w:rPr>
-        <w:t>The following will give the naming convention of AI IDs:</w:t>
-      </w:r>
-    </w:p>
-    <w:p>
-      <w:pPr>
-        <w:pStyle w:val="ListParagraph"/>
-        <w:numPr>
-          <w:ilvl w:val="1"/>
-          <w:numId w:val="1"/>
-        </w:numPr>
-        <w:rPr>
-          <w:rFonts w:ascii="Times New Roman" w:hAnsi="Times New Roman" w:cs="Times New Roman"/>
-          <w:sz w:val="22"/>
-          <w:szCs w:val="22"/>
-        </w:rPr>
-      </w:pPr>
-      <w:r>
-        <w:rPr>
-          <w:rFonts w:ascii="Times New Roman" w:hAnsi="Times New Roman" w:cs="Times New Roman"/>
-          <w:sz w:val="22"/>
-          <w:szCs w:val="22"/>
-        </w:rPr>
-        <w:t>Research:  E.g. “AI-RES-1</w:t>
-      </w:r>
-      <w:r>
-        <w:rPr>
-          <w:rFonts w:ascii="Times New Roman" w:hAnsi="Times New Roman" w:cs="Times New Roman"/>
-          <w:sz w:val="22"/>
-          <w:szCs w:val="22"/>
-        </w:rPr>
-        <w:t>”</w:t>
-      </w:r>
-    </w:p>
-    <w:p>
-      <w:pPr>
-        <w:pStyle w:val="ListParagraph"/>
-        <w:numPr>
-          <w:ilvl w:val="1"/>
-          <w:numId w:val="1"/>
-        </w:numPr>
-        <w:rPr>
-          <w:rFonts w:ascii="Times New Roman" w:hAnsi="Times New Roman" w:cs="Times New Roman"/>
-          <w:sz w:val="22"/>
-          <w:szCs w:val="22"/>
-        </w:rPr>
-      </w:pPr>
-      <w:r>
-        <w:rPr>
-          <w:rFonts w:ascii="Times New Roman" w:hAnsi="Times New Roman" w:cs="Times New Roman"/>
-          <w:sz w:val="22"/>
-          <w:szCs w:val="22"/>
-        </w:rPr>
-        <w:t>Formatting: E.g. “AI-FORM-34”</w:t>
-      </w:r>
-    </w:p>
-    <w:p>
-      <w:pPr>
-        <w:pStyle w:val="ListParagraph"/>
-        <w:numPr>
-          <w:ilvl w:val="1"/>
-          <w:numId w:val="1"/>
-        </w:numPr>
-        <w:rPr>
-          <w:rFonts w:ascii="Times New Roman" w:hAnsi="Times New Roman" w:cs="Times New Roman"/>
-          <w:sz w:val="22"/>
-          <w:szCs w:val="22"/>
-        </w:rPr>
-      </w:pPr>
-      <w:r>
-        <w:rPr>
-          <w:rFonts w:ascii="Times New Roman" w:hAnsi="Times New Roman" w:cs="Times New Roman"/>
-          <w:sz w:val="22"/>
-          <w:szCs w:val="22"/>
-        </w:rPr>
-        <w:t>Idea Generation: E.g. “AI-IDEA</w:t>
-      </w:r>
-      <w:r>
-        <w:rPr>
-          <w:rFonts w:ascii="Times New Roman" w:hAnsi="Times New Roman" w:cs="Times New Roman"/>
-          <w:sz w:val="22"/>
-          <w:szCs w:val="22"/>
-        </w:rPr>
-        <w:t>-11”</w:t>
-      </w:r>
-    </w:p>
-    <w:p>
-      <w:pPr>
-        <w:pStyle w:val="ListParagraph"/>
-        <w:numPr>
-          <w:ilvl w:val="1"/>
-          <w:numId w:val="1"/>
-        </w:numPr>
-        <w:rPr>
-          <w:rFonts w:ascii="Times New Roman" w:hAnsi="Times New Roman" w:cs="Times New Roman"/>
-          <w:sz w:val="22"/>
-          <w:szCs w:val="22"/>
-        </w:rPr>
-      </w:pPr>
-      <w:r>
-        <w:rPr>
-          <w:rFonts w:ascii="Times New Roman" w:hAnsi="Times New Roman" w:cs="Times New Roman"/>
-          <w:sz w:val="22"/>
-          <w:szCs w:val="22"/>
-        </w:rPr>
-        <w:t>Coding: E.g. “AI-CODE-12”</w:t>
-      </w:r>
-    </w:p>
-    <w:p>
-      <w:pPr>
-        <w:pStyle w:val="ListParagraph"/>
-        <w:numPr>
-          <w:ilvl w:val="1"/>
-          <w:numId w:val="1"/>
-        </w:numPr>
-        <w:rPr>
-          <w:rFonts w:ascii="Times New Roman" w:hAnsi="Times New Roman" w:cs="Times New Roman"/>
-          <w:sz w:val="22"/>
-          <w:szCs w:val="22"/>
-        </w:rPr>
-      </w:pPr>
-      <w:r>
-        <w:rPr>
-          <w:rFonts w:ascii="Times New Roman" w:hAnsi="Times New Roman" w:cs="Times New Roman"/>
-          <w:sz w:val="22"/>
-          <w:szCs w:val="22"/>
-        </w:rPr>
-        <w:t>Analysis: E.g. “AI-ANA-55”</w:t>
-      </w:r>
-    </w:p>
-    <w:p>
-      <w:pPr>
-        <w:pStyle w:val="ListParagraph"/>
-        <w:numPr>
-          <w:ilvl w:val="1"/>
-          <w:numId w:val="1"/>
-        </w:numPr>
-        <w:rPr>
-          <w:rFonts w:ascii="Times New Roman" w:hAnsi="Times New Roman" w:cs="Times New Roman"/>
-          <w:sz w:val="22"/>
-          <w:szCs w:val="22"/>
-        </w:rPr>
-      </w:pPr>
-      <w:r>
-        <w:rPr>
-          <w:rFonts w:ascii="Times New Roman" w:hAnsi="Times New Roman" w:cs="Times New Roman"/>
-          <w:sz w:val="22"/>
-          <w:szCs w:val="22"/>
-        </w:rPr>
-        <w:t>Design: E.g.” AI-DES-91”</w:t>
-      </w:r>
-    </w:p>
-    <w:p>
-      <w:pPr>
-        <w:pStyle w:val="ListParagraph"/>
-        <w:numPr>
-          <w:ilvl w:val="1"/>
-          <w:numId w:val="1"/>
-        </w:numPr>
-        <w:rPr>
-          <w:rFonts w:ascii="Times New Roman" w:hAnsi="Times New Roman" w:cs="Times New Roman"/>
-          <w:sz w:val="22"/>
-          <w:szCs w:val="22"/>
-        </w:rPr>
-      </w:pPr>
-      <w:r>
-        <w:rPr>
-          <w:rFonts w:ascii="Times New Roman" w:hAnsi="Times New Roman" w:cs="Times New Roman"/>
-          <w:sz w:val="22"/>
-          <w:szCs w:val="22"/>
-        </w:rPr>
-        <w:t>Debug: E.g. “AI-DEB-83”</w:t>
-      </w:r>
-    </w:p>
-    <w:p>
-      <w:pPr>
-        <w:pStyle w:val="ListParagraph"/>
-        <w:numPr>
-          <w:ilvl w:val="1"/>
-          <w:numId w:val="1"/>
-        </w:numPr>
-        <w:rPr>
-          <w:rFonts w:ascii="Times New Roman" w:hAnsi="Times New Roman" w:cs="Times New Roman"/>
-          <w:sz w:val="22"/>
-          <w:szCs w:val="22"/>
-        </w:rPr>
-      </w:pPr>
-      <w:r>
-        <w:rPr>
-          <w:rFonts w:ascii="Times New Roman" w:hAnsi="Times New Roman" w:cs="Times New Roman"/>
-          <w:sz w:val="22"/>
-          <w:szCs w:val="22"/>
-        </w:rPr>
-        <w:t>Review documentation: E.g. “AI-REV-32”</w:t>
-      </w:r>
-    </w:p>
-    <w:p>
-      <w:pPr>
-        <w:pStyle w:val="ListParagraph"/>
-        <w:numPr>
-          <w:ilvl w:val="1"/>
-          <w:numId w:val="1"/>
-        </w:numPr>
-        <w:rPr>
-          <w:rFonts w:ascii="Times New Roman" w:hAnsi="Times New Roman" w:cs="Times New Roman"/>
-          <w:sz w:val="22"/>
-          <w:szCs w:val="22"/>
-        </w:rPr>
-      </w:pPr>
-      <w:r>
-        <w:rPr>
-          <w:rFonts w:ascii="Times New Roman" w:hAnsi="Times New Roman" w:cs="Times New Roman"/>
-          <w:sz w:val="22"/>
-          <w:szCs w:val="22"/>
-        </w:rPr>
-        <w:t>Test: E.g. “AI-TEST-2”</w:t>
-      </w:r>
-    </w:p>
-    <w:p>
-      <w:pPr>
-        <w:rPr>
-          <w:rFonts w:ascii="Times New Roman" w:hAnsi="Times New Roman" w:cs="Times New Roman"/>
-          <w:sz w:val="22"/>
-          <w:szCs w:val="22"/>
-        </w:rPr>
-      </w:pPr>
-      <w:r>
-        <w:rPr>
-          <w:rFonts w:ascii="Times New Roman" w:hAnsi="Times New Roman" w:cs="Times New Roman"/>
-          <w:sz w:val="22"/>
-          <w:szCs w:val="22"/>
-        </w:rPr>
-        <w:t>If</w:t>
-      </w:r>
-      <w:r>
-        <w:rPr>
-          <w:rFonts w:ascii="Times New Roman" w:hAnsi="Times New Roman" w:cs="Times New Roman"/>
-          <w:sz w:val="22"/>
-          <w:szCs w:val="22"/>
-        </w:rPr>
-        <w:t xml:space="preserve"> more ID naming standards are required</w:t>
-      </w:r>
-      <w:r>
-        <w:rPr>
-          <w:rFonts w:ascii="Times New Roman" w:hAnsi="Times New Roman" w:cs="Times New Roman"/>
-          <w:sz w:val="22"/>
-          <w:szCs w:val="22"/>
-        </w:rPr>
-        <w:t xml:space="preserve"> for more project variety tasks</w:t>
-      </w:r>
-      <w:r>
-        <w:rPr>
-          <w:rFonts w:ascii="Times New Roman" w:hAnsi="Times New Roman" w:cs="Times New Roman"/>
-          <w:sz w:val="22"/>
-          <w:szCs w:val="22"/>
-        </w:rPr>
-        <w:t xml:space="preserve">, inform lead of this so that more standards can be discussed and approved or rejected. These ones at the top are simply </w:t>
-      </w:r>
-      <w:r>
-        <w:rPr>
-          <w:rFonts w:ascii="Times New Roman" w:hAnsi="Times New Roman" w:cs="Times New Roman"/>
-          <w:sz w:val="22"/>
-          <w:szCs w:val="22"/>
-        </w:rPr>
-        <w:t>base AI ID naming conventions</w:t>
-      </w:r>
-      <w:r>
-        <w:rPr>
-          <w:rFonts w:ascii="Times New Roman" w:hAnsi="Times New Roman" w:cs="Times New Roman"/>
-          <w:sz w:val="22"/>
-          <w:szCs w:val="22"/>
-        </w:rPr>
-        <w:t xml:space="preserve"> for known project elements</w:t>
-      </w:r>
-      <w:r>
-        <w:rPr>
-          <w:rFonts w:ascii="Times New Roman" w:hAnsi="Times New Roman" w:cs="Times New Roman"/>
-          <w:sz w:val="22"/>
-          <w:szCs w:val="22"/>
-        </w:rPr>
-        <w:t>.</w:t>
-      </w:r>
-      <w:r>
-        <w:rPr>
-          <w:rFonts w:ascii="Times New Roman" w:hAnsi="Times New Roman" w:cs="Times New Roman"/>
-          <w:sz w:val="22"/>
-          <w:szCs w:val="22"/>
-        </w:rPr>
-        <w:t xml:space="preserve"> Also</w:t>
-      </w:r>
-      <w:r>
-        <w:rPr>
-          <w:rFonts w:ascii="Times New Roman" w:hAnsi="Times New Roman" w:cs="Times New Roman"/>
-          <w:sz w:val="22"/>
-          <w:szCs w:val="22"/>
-        </w:rPr>
-        <w:t xml:space="preserve">, if a person used AI for research for the first time, he/she will write </w:t>
-      </w:r>
-      <w:r>
-        <w:rPr>
-          <w:rFonts w:ascii="Times New Roman" w:hAnsi="Times New Roman" w:cs="Times New Roman"/>
-          <w:sz w:val="22"/>
-          <w:szCs w:val="22"/>
-        </w:rPr>
-        <w:t>“</w:t>
-      </w:r>
-      <w:r>
-        <w:rPr>
-          <w:rFonts w:ascii="Times New Roman" w:hAnsi="Times New Roman" w:cs="Times New Roman"/>
-          <w:sz w:val="22"/>
-          <w:szCs w:val="22"/>
-        </w:rPr>
-        <w:t>AI-RES-1</w:t>
-      </w:r>
-      <w:r>
-        <w:rPr>
-          <w:rFonts w:ascii="Times New Roman" w:hAnsi="Times New Roman" w:cs="Times New Roman"/>
-          <w:sz w:val="22"/>
-          <w:szCs w:val="22"/>
-        </w:rPr>
-        <w:t>”</w:t>
-      </w:r>
-      <w:r>
-        <w:rPr>
-          <w:rFonts w:ascii="Times New Roman" w:hAnsi="Times New Roman" w:cs="Times New Roman"/>
-          <w:sz w:val="22"/>
-          <w:szCs w:val="22"/>
-        </w:rPr>
-        <w:t xml:space="preserve"> but if </w:t>
-      </w:r>
-      <w:r>
-        <w:rPr>
-          <w:rFonts w:ascii="Times New Roman" w:hAnsi="Times New Roman" w:cs="Times New Roman"/>
-          <w:sz w:val="22"/>
-          <w:szCs w:val="22"/>
-        </w:rPr>
-        <w:t xml:space="preserve">he/she uses AI to debug code, do not increment the ID number, write </w:t>
-      </w:r>
-      <w:r>
-        <w:rPr>
-          <w:rFonts w:ascii="Times New Roman" w:hAnsi="Times New Roman" w:cs="Times New Roman"/>
-          <w:sz w:val="22"/>
-          <w:szCs w:val="22"/>
-        </w:rPr>
-        <w:t>“</w:t>
-      </w:r>
-      <w:r>
-        <w:rPr>
-          <w:rFonts w:ascii="Times New Roman" w:hAnsi="Times New Roman" w:cs="Times New Roman"/>
-          <w:sz w:val="22"/>
-          <w:szCs w:val="22"/>
-        </w:rPr>
-        <w:t>AI-</w:t>
-      </w:r>
-      <w:r>
-        <w:rPr>
-          <w:rFonts w:ascii="Times New Roman" w:hAnsi="Times New Roman" w:cs="Times New Roman"/>
-          <w:sz w:val="22"/>
-          <w:szCs w:val="22"/>
-        </w:rPr>
-        <w:t>DEB-1”. Only increment the ID number once the AI has assisted more than once in a specific usage such as research</w:t>
-      </w:r>
-      <w:r>
-        <w:rPr>
-          <w:rFonts w:ascii="Times New Roman" w:hAnsi="Times New Roman" w:cs="Times New Roman"/>
-          <w:sz w:val="22"/>
-          <w:szCs w:val="22"/>
-        </w:rPr>
-        <w:t xml:space="preserve"> and debug.</w:t>
-      </w:r>
-    </w:p>
-    <w:p>
-      <w:pPr>
-        <w:pStyle w:val="ListParagraph"/>
-        <w:numPr>
-          <w:ilvl w:val="0"/>
-          <w:numId w:val="1"/>
-        </w:numPr>
-        <w:rPr>
-          <w:rFonts w:ascii="Times New Roman" w:hAnsi="Times New Roman" w:cs="Times New Roman"/>
-          <w:sz w:val="22"/>
-          <w:szCs w:val="22"/>
-        </w:rPr>
-      </w:pPr>
-      <w:r>
-        <w:rPr>
-          <w:rFonts w:ascii="Times New Roman" w:hAnsi="Times New Roman" w:cs="Times New Roman"/>
+          <w:rFonts w:ascii="Times New Roman" w:eastAsia="Times New Roman" w:hAnsi="Times New Roman" w:cs="Times New Roman"/>
           <w:sz w:val="22"/>
           <w:szCs w:val="22"/>
         </w:rPr>
@@ -495,53 +103,22 @@
         <w:pStyle w:val="ListParagraph"/>
         <w:numPr>
           <w:ilvl w:val="0"/>
-          <w:numId w:val="1"/>
+          <w:numId w:val="3"/>
         </w:numPr>
+        <w:spacing w:after="0" w:line="276" w:lineRule="auto"/>
         <w:rPr>
-          <w:rFonts w:ascii="Times New Roman" w:hAnsi="Times New Roman" w:cs="Times New Roman"/>
+          <w:rFonts w:ascii="Times New Roman" w:eastAsia="Times New Roman" w:hAnsi="Times New Roman" w:cs="Times New Roman"/>
           <w:sz w:val="22"/>
           <w:szCs w:val="22"/>
         </w:rPr>
       </w:pPr>
       <w:r>
         <w:rPr>
-          <w:rFonts w:ascii="Times New Roman" w:hAnsi="Times New Roman" w:cs="Times New Roman"/>
+          <w:rFonts w:ascii="Times New Roman" w:eastAsia="Times New Roman" w:hAnsi="Times New Roman" w:cs="Times New Roman"/>
           <w:sz w:val="22"/>
           <w:szCs w:val="22"/>
         </w:rPr>
-        <w:t xml:space="preserve">Date: This is the date on which the team member acquired the usage of AI. For </w:t>
-      </w:r>
-      <w:r>
-        <w:rPr>
-          <w:rFonts w:ascii="Times New Roman" w:hAnsi="Times New Roman" w:cs="Times New Roman"/>
-          <w:sz w:val="22"/>
-          <w:szCs w:val="22"/>
-        </w:rPr>
-        <w:t>conciseness, keep the date format such as “25/</w:t>
-      </w:r>
-      <w:r>
-        <w:rPr>
-          <w:rFonts w:ascii="Times New Roman" w:hAnsi="Times New Roman" w:cs="Times New Roman"/>
-          <w:sz w:val="22"/>
-          <w:szCs w:val="22"/>
-        </w:rPr>
-        <w:t>06/2026</w:t>
-      </w:r>
-      <w:r>
-        <w:rPr>
-          <w:rFonts w:ascii="Times New Roman" w:hAnsi="Times New Roman" w:cs="Times New Roman"/>
-          <w:sz w:val="22"/>
-          <w:szCs w:val="22"/>
-        </w:rPr>
-        <w:t>”</w:t>
-      </w:r>
-      <w:r>
-        <w:rPr>
-          <w:rFonts w:ascii="Times New Roman" w:hAnsi="Times New Roman" w:cs="Times New Roman"/>
-          <w:sz w:val="22"/>
-          <w:szCs w:val="22"/>
-        </w:rPr>
-        <w:t>.</w:t>
+        <w:t>Date: This is the date on which the team member acquired the usage of AI. For conciseness, keep the date format such as “25/06/2026”.</w:t>
       </w:r>
     </w:p>
     <w:p>
@@ -549,37 +126,22 @@
         <w:pStyle w:val="ListParagraph"/>
         <w:numPr>
           <w:ilvl w:val="0"/>
-          <w:numId w:val="1"/>
+          <w:numId w:val="3"/>
         </w:numPr>
+        <w:spacing w:after="0" w:line="276" w:lineRule="auto"/>
         <w:rPr>
-          <w:rFonts w:ascii="Times New Roman" w:hAnsi="Times New Roman" w:cs="Times New Roman"/>
+          <w:rFonts w:ascii="Times New Roman" w:eastAsia="Times New Roman" w:hAnsi="Times New Roman" w:cs="Times New Roman"/>
           <w:sz w:val="22"/>
           <w:szCs w:val="22"/>
         </w:rPr>
       </w:pPr>
       <w:r>
         <w:rPr>
-          <w:rFonts w:ascii="Times New Roman" w:hAnsi="Times New Roman" w:cs="Times New Roman"/>
+          <w:rFonts w:ascii="Times New Roman" w:eastAsia="Times New Roman" w:hAnsi="Times New Roman" w:cs="Times New Roman"/>
           <w:sz w:val="22"/>
           <w:szCs w:val="22"/>
         </w:rPr>
-        <w:t xml:space="preserve">Tool: This is the tool that </w:t>
-      </w:r>
-      <w:r>
-        <w:rPr>
-          <w:rFonts w:ascii="Times New Roman" w:hAnsi="Times New Roman" w:cs="Times New Roman"/>
-          <w:sz w:val="22"/>
-          <w:szCs w:val="22"/>
-        </w:rPr>
-        <w:t xml:space="preserve">a team member </w:t>
-      </w:r>
-      <w:r>
-        <w:rPr>
-          <w:rFonts w:ascii="Times New Roman" w:hAnsi="Times New Roman" w:cs="Times New Roman"/>
-          <w:sz w:val="22"/>
-          <w:szCs w:val="22"/>
-        </w:rPr>
-        <w:t>used, in other words, name the AI tool. E.g. “Gemini”.</w:t>
+        <w:t>Tool: This is the tool that a team member used, in other words, name the AI tool. E.g. “Gemini”.</w:t>
       </w:r>
     </w:p>
     <w:p>
@@ -587,45 +149,22 @@
         <w:pStyle w:val="ListParagraph"/>
         <w:numPr>
           <w:ilvl w:val="0"/>
-          <w:numId w:val="1"/>
+          <w:numId w:val="3"/>
         </w:numPr>
+        <w:spacing w:after="0" w:line="276" w:lineRule="auto"/>
         <w:rPr>
-          <w:rFonts w:ascii="Times New Roman" w:hAnsi="Times New Roman" w:cs="Times New Roman"/>
+          <w:rFonts w:ascii="Times New Roman" w:eastAsia="Times New Roman" w:hAnsi="Times New Roman" w:cs="Times New Roman"/>
           <w:sz w:val="22"/>
           <w:szCs w:val="22"/>
         </w:rPr>
       </w:pPr>
       <w:r>
         <w:rPr>
-          <w:rFonts w:ascii="Times New Roman" w:hAnsi="Times New Roman" w:cs="Times New Roman"/>
+          <w:rFonts w:ascii="Times New Roman" w:eastAsia="Times New Roman" w:hAnsi="Times New Roman" w:cs="Times New Roman"/>
           <w:sz w:val="22"/>
           <w:szCs w:val="22"/>
         </w:rPr>
-        <w:t xml:space="preserve">Engineering Task: </w:t>
-      </w:r>
-      <w:r>
-        <w:rPr>
-          <w:rFonts w:ascii="Times New Roman" w:hAnsi="Times New Roman" w:cs="Times New Roman"/>
-          <w:sz w:val="22"/>
-          <w:szCs w:val="22"/>
-        </w:rPr>
-        <w:t xml:space="preserve">Team member must explain why they </w:t>
-      </w:r>
-      <w:r>
-        <w:rPr>
-          <w:rFonts w:ascii="Times New Roman" w:hAnsi="Times New Roman" w:cs="Times New Roman"/>
-          <w:sz w:val="22"/>
-          <w:szCs w:val="22"/>
-        </w:rPr>
-        <w:t xml:space="preserve">used the AI tool. </w:t>
-      </w:r>
-      <w:r>
-        <w:rPr>
-          <w:rFonts w:ascii="Times New Roman" w:hAnsi="Times New Roman" w:cs="Times New Roman"/>
-          <w:sz w:val="22"/>
-          <w:szCs w:val="22"/>
-        </w:rPr>
-        <w:t>How did it assist for the project?</w:t>
+        <w:t>Engineering Task: Team member must explain why they used the AI tool. How did it assist for the project?</w:t>
       </w:r>
     </w:p>
     <w:p>
@@ -633,37 +172,22 @@
         <w:pStyle w:val="ListParagraph"/>
         <w:numPr>
           <w:ilvl w:val="0"/>
-          <w:numId w:val="1"/>
+          <w:numId w:val="3"/>
         </w:numPr>
+        <w:spacing w:after="0" w:line="276" w:lineRule="auto"/>
         <w:rPr>
-          <w:rFonts w:ascii="Times New Roman" w:hAnsi="Times New Roman" w:cs="Times New Roman"/>
+          <w:rFonts w:ascii="Times New Roman" w:eastAsia="Times New Roman" w:hAnsi="Times New Roman" w:cs="Times New Roman"/>
           <w:sz w:val="22"/>
           <w:szCs w:val="22"/>
         </w:rPr>
       </w:pPr>
       <w:r>
         <w:rPr>
-          <w:rFonts w:ascii="Times New Roman" w:hAnsi="Times New Roman" w:cs="Times New Roman"/>
+          <w:rFonts w:ascii="Times New Roman" w:eastAsia="Times New Roman" w:hAnsi="Times New Roman" w:cs="Times New Roman"/>
           <w:sz w:val="22"/>
           <w:szCs w:val="22"/>
         </w:rPr>
-        <w:t xml:space="preserve">AI contribution: Write down what the AI contributed for the engineering task. Do not copy and paste the actual response from AI, simply summarize what the AI contributed for </w:t>
-      </w:r>
-      <w:r>
-        <w:rPr>
-          <w:rFonts w:ascii="Times New Roman" w:hAnsi="Times New Roman" w:cs="Times New Roman"/>
-          <w:sz w:val="22"/>
-          <w:szCs w:val="22"/>
-        </w:rPr>
-        <w:t>the</w:t>
-      </w:r>
-      <w:r>
-        <w:rPr>
-          <w:rFonts w:ascii="Times New Roman" w:hAnsi="Times New Roman" w:cs="Times New Roman"/>
-          <w:sz w:val="22"/>
-          <w:szCs w:val="22"/>
-        </w:rPr>
-        <w:t xml:space="preserve"> task.</w:t>
+        <w:t>AI contribution: Write down what the AI contributed for the engineering task. Do not copy and paste the actual response from AI, simply summarize what the AI contributed for the task.</w:t>
       </w:r>
     </w:p>
     <w:p>
@@ -671,53 +195,22 @@
         <w:pStyle w:val="ListParagraph"/>
         <w:numPr>
           <w:ilvl w:val="0"/>
-          <w:numId w:val="1"/>
+          <w:numId w:val="3"/>
         </w:numPr>
+        <w:spacing w:after="0" w:line="276" w:lineRule="auto"/>
         <w:rPr>
-          <w:rFonts w:ascii="Times New Roman" w:hAnsi="Times New Roman" w:cs="Times New Roman"/>
+          <w:rFonts w:ascii="Times New Roman" w:eastAsia="Times New Roman" w:hAnsi="Times New Roman" w:cs="Times New Roman"/>
           <w:sz w:val="22"/>
           <w:szCs w:val="22"/>
         </w:rPr>
       </w:pPr>
       <w:r>
         <w:rPr>
-          <w:rFonts w:ascii="Times New Roman" w:hAnsi="Times New Roman" w:cs="Times New Roman"/>
+          <w:rFonts w:ascii="Times New Roman" w:eastAsia="Times New Roman" w:hAnsi="Times New Roman" w:cs="Times New Roman"/>
           <w:sz w:val="22"/>
           <w:szCs w:val="22"/>
         </w:rPr>
-        <w:t xml:space="preserve">Verification: </w:t>
-      </w:r>
-      <w:r>
-        <w:rPr>
-          <w:rFonts w:ascii="Times New Roman" w:hAnsi="Times New Roman" w:cs="Times New Roman"/>
-          <w:sz w:val="22"/>
-          <w:szCs w:val="22"/>
-        </w:rPr>
-        <w:t>How did a team member</w:t>
-      </w:r>
-      <w:r>
-        <w:rPr>
-          <w:rFonts w:ascii="Times New Roman" w:hAnsi="Times New Roman" w:cs="Times New Roman"/>
-          <w:sz w:val="22"/>
-          <w:szCs w:val="22"/>
-        </w:rPr>
-        <w:t xml:space="preserve"> check that the AI’s claim or assistance is correct? E.g. If </w:t>
-      </w:r>
-      <w:r>
-        <w:rPr>
-          <w:rFonts w:ascii="Times New Roman" w:hAnsi="Times New Roman" w:cs="Times New Roman"/>
-          <w:sz w:val="22"/>
-          <w:szCs w:val="22"/>
-        </w:rPr>
-        <w:t xml:space="preserve">a team member asked AI to guide research, </w:t>
-      </w:r>
-      <w:r>
-        <w:rPr>
-          <w:rFonts w:ascii="Times New Roman" w:hAnsi="Times New Roman" w:cs="Times New Roman"/>
-          <w:sz w:val="22"/>
-          <w:szCs w:val="22"/>
-        </w:rPr>
-        <w:t>verify the AI’s claim by seeing if the resources recommended has not been fabricated and exists on Google Scholar.</w:t>
+        <w:t>Verification: How did a team member check that the AI’s claim or assistance is correct? E.g. If a team member asked AI to guide research, verify the AI’s claim by seeing if the resources recommended has not been fabricated and exists on Google Scholar.</w:t>
       </w:r>
     </w:p>
     <w:p>
@@ -725,53 +218,22 @@
         <w:pStyle w:val="ListParagraph"/>
         <w:numPr>
           <w:ilvl w:val="0"/>
-          <w:numId w:val="1"/>
+          <w:numId w:val="3"/>
         </w:numPr>
+        <w:spacing w:after="0" w:line="276" w:lineRule="auto"/>
         <w:rPr>
-          <w:rFonts w:ascii="Times New Roman" w:hAnsi="Times New Roman" w:cs="Times New Roman"/>
+          <w:rFonts w:ascii="Times New Roman" w:eastAsia="Times New Roman" w:hAnsi="Times New Roman" w:cs="Times New Roman"/>
           <w:sz w:val="22"/>
           <w:szCs w:val="22"/>
         </w:rPr>
       </w:pPr>
       <w:r>
         <w:rPr>
-          <w:rFonts w:ascii="Times New Roman" w:hAnsi="Times New Roman" w:cs="Times New Roman"/>
+          <w:rFonts w:ascii="Times New Roman" w:eastAsia="Times New Roman" w:hAnsi="Times New Roman" w:cs="Times New Roman"/>
           <w:sz w:val="22"/>
           <w:szCs w:val="22"/>
         </w:rPr>
-        <w:t xml:space="preserve">Decision: This is where a team member decides if they will accept the AI’s assistance or if they reject it. Simply write </w:t>
-      </w:r>
-      <w:r>
-        <w:rPr>
-          <w:rFonts w:ascii="Times New Roman" w:hAnsi="Times New Roman" w:cs="Times New Roman"/>
-          <w:sz w:val="22"/>
-          <w:szCs w:val="22"/>
-        </w:rPr>
-        <w:t>what was accepted</w:t>
-      </w:r>
-      <w:r>
-        <w:rPr>
-          <w:rFonts w:ascii="Times New Roman" w:hAnsi="Times New Roman" w:cs="Times New Roman"/>
-          <w:sz w:val="22"/>
-          <w:szCs w:val="22"/>
-        </w:rPr>
-        <w:t>, changed, or</w:t>
-      </w:r>
-      <w:r>
-        <w:rPr>
-          <w:rFonts w:ascii="Times New Roman" w:hAnsi="Times New Roman" w:cs="Times New Roman"/>
-          <w:sz w:val="22"/>
-          <w:szCs w:val="22"/>
-        </w:rPr>
-        <w:t xml:space="preserve"> rejected</w:t>
-      </w:r>
-      <w:r>
-        <w:rPr>
-          <w:rFonts w:ascii="Times New Roman" w:hAnsi="Times New Roman" w:cs="Times New Roman"/>
-          <w:sz w:val="22"/>
-          <w:szCs w:val="22"/>
-        </w:rPr>
-        <w:t xml:space="preserve"> from AI.</w:t>
+        <w:t>Decision: This is where a team member decides if they will accept the AI’s assistance or if they reject it. Simply write what was accepted, changed, or rejected from AI.</w:t>
       </w:r>
     </w:p>
     <w:p>
@@ -779,46 +241,21 @@
         <w:pStyle w:val="ListParagraph"/>
         <w:numPr>
           <w:ilvl w:val="0"/>
-          <w:numId w:val="1"/>
+          <w:numId w:val="3"/>
         </w:numPr>
+        <w:spacing w:after="0" w:line="276" w:lineRule="auto"/>
         <w:rPr>
           <w:rFonts w:ascii="Times New Roman" w:hAnsi="Times New Roman" w:cs="Times New Roman"/>
-          <w:sz w:val="22"/>
-          <w:szCs w:val="22"/>
         </w:rPr>
       </w:pPr>
       <w:r>
         <w:rPr>
-          <w:rFonts w:ascii="Times New Roman" w:hAnsi="Times New Roman" w:cs="Times New Roman"/>
+          <w:rFonts w:ascii="Times New Roman" w:eastAsia="Times New Roman" w:hAnsi="Times New Roman" w:cs="Times New Roman"/>
           <w:sz w:val="22"/>
           <w:szCs w:val="22"/>
         </w:rPr>
         <w:t>Issues Found: If AI did not contribute well and issues were found when a team member asked AI for assistance, write down what went wrong.</w:t>
       </w:r>
-    </w:p>
-    <w:p>
-      <w:pPr>
-        <w:ind w:left="360"/>
-        <w:rPr>
-          <w:rFonts w:ascii="Times New Roman" w:hAnsi="Times New Roman" w:cs="Times New Roman"/>
-        </w:rPr>
-      </w:pPr>
-    </w:p>
-    <w:p>
-      <w:pPr>
-        <w:pStyle w:val="ListParagraph"/>
-        <w:ind w:left="1440"/>
-        <w:rPr>
-          <w:rFonts w:ascii="Times New Roman" w:hAnsi="Times New Roman" w:cs="Times New Roman"/>
-        </w:rPr>
-      </w:pPr>
-    </w:p>
-    <w:p>
-      <w:pPr>
-        <w:rPr>
-          <w:rFonts w:ascii="Times New Roman" w:hAnsi="Times New Roman" w:cs="Times New Roman"/>
-        </w:rPr>
-      </w:pPr>
     </w:p>
     <w:tbl>
       <w:tblPr>
@@ -1241,7 +678,18 @@
                 <w:lang w:val="en-US"/>
                 <w14:ligatures w14:val="none"/>
               </w:rPr>
-              <w:t>AI-DEBUG-01 </w:t>
+              <w:t>AI-</w:t>
+            </w:r>
+            <w:r>
+              <w:rPr>
+                <w:rFonts w:ascii="Times New Roman" w:eastAsia="MS Mincho" w:hAnsi="Times New Roman" w:cs="Times New Roman"/>
+                <w:kern w:val="0"/>
+                <w:sz w:val="12"/>
+                <w:szCs w:val="12"/>
+                <w:lang w:val="en-US"/>
+                <w14:ligatures w14:val="none"/>
+              </w:rPr>
+              <w:t>001</w:t>
             </w:r>
           </w:p>
           <w:p>
@@ -1747,7 +1195,18 @@
                 <w:lang w:val="en-US"/>
                 <w14:ligatures w14:val="none"/>
               </w:rPr>
-              <w:t>AI-IDEA-01 </w:t>
+              <w:t>AI-</w:t>
+            </w:r>
+            <w:r>
+              <w:rPr>
+                <w:rFonts w:ascii="Times New Roman" w:eastAsia="MS Mincho" w:hAnsi="Times New Roman" w:cs="Times New Roman"/>
+                <w:kern w:val="0"/>
+                <w:sz w:val="12"/>
+                <w:szCs w:val="12"/>
+                <w:lang w:val="en-US"/>
+                <w14:ligatures w14:val="none"/>
+              </w:rPr>
+              <w:t>002</w:t>
             </w:r>
           </w:p>
           <w:p>
@@ -2150,31 +1609,7 @@
                 <w:lang w:val="en-US"/>
                 <w14:ligatures w14:val="none"/>
               </w:rPr>
-              <w:t>Accepted the naming convention but did not accept the word usage. Own words tailored to project </w:t>
-            </w:r>
-            <w:proofErr w:type="gramStart"/>
-            <w:r>
-              <w:rPr>
-                <w:rFonts w:ascii="Times New Roman" w:eastAsia="MS Mincho" w:hAnsi="Times New Roman" w:cs="Times New Roman"/>
-                <w:kern w:val="0"/>
-                <w:sz w:val="12"/>
-                <w:szCs w:val="12"/>
-                <w:lang w:val="en-US"/>
-                <w14:ligatures w14:val="none"/>
-              </w:rPr>
-              <w:t>was</w:t>
-            </w:r>
-            <w:proofErr w:type="gramEnd"/>
-            <w:r>
-              <w:rPr>
-                <w:rFonts w:ascii="Times New Roman" w:eastAsia="MS Mincho" w:hAnsi="Times New Roman" w:cs="Times New Roman"/>
-                <w:kern w:val="0"/>
-                <w:sz w:val="12"/>
-                <w:szCs w:val="12"/>
-                <w:lang w:val="en-US"/>
-                <w14:ligatures w14:val="none"/>
-              </w:rPr>
-              <w:t> used such as DEBUG, RES, and REV. </w:t>
+              <w:t>Accepted the naming convention but did not accept the word usage. Own words tailored to project was used such as DEBUG, RES, and REV. </w:t>
             </w:r>
           </w:p>
           <w:p>
@@ -2277,7 +1712,18 @@
                 <w:lang w:val="en-US"/>
                 <w14:ligatures w14:val="none"/>
               </w:rPr>
-              <w:t>AI-FORM-01 </w:t>
+              <w:t>AI-</w:t>
+            </w:r>
+            <w:r>
+              <w:rPr>
+                <w:rFonts w:ascii="Times New Roman" w:eastAsia="MS Mincho" w:hAnsi="Times New Roman" w:cs="Times New Roman"/>
+                <w:kern w:val="0"/>
+                <w:sz w:val="12"/>
+                <w:szCs w:val="12"/>
+                <w:lang w:val="en-US"/>
+                <w14:ligatures w14:val="none"/>
+              </w:rPr>
+              <w:t>003</w:t>
             </w:r>
           </w:p>
         </w:tc>
@@ -2615,7 +2061,18 @@
                 <w:lang w:val="en-US"/>
                 <w14:ligatures w14:val="none"/>
               </w:rPr>
-              <w:t>AI-RES-01 </w:t>
+              <w:t>AI-</w:t>
+            </w:r>
+            <w:r>
+              <w:rPr>
+                <w:rFonts w:ascii="Times New Roman" w:eastAsia="MS Mincho" w:hAnsi="Times New Roman" w:cs="Times New Roman"/>
+                <w:kern w:val="0"/>
+                <w:sz w:val="12"/>
+                <w:szCs w:val="12"/>
+                <w:lang w:val="en-US"/>
+                <w14:ligatures w14:val="none"/>
+              </w:rPr>
+              <w:t>004</w:t>
             </w:r>
           </w:p>
         </w:tc>
@@ -2861,31 +2318,7 @@
                 <w:lang w:val="en-US"/>
                 <w14:ligatures w14:val="none"/>
               </w:rPr>
-              <w:t xml:space="preserve">Link </w:t>
-            </w:r>
-            <w:proofErr w:type="gramStart"/>
-            <w:r>
-              <w:rPr>
-                <w:rFonts w:ascii="Times New Roman" w:eastAsia="MS Mincho" w:hAnsi="Times New Roman" w:cs="Times New Roman"/>
-                <w:kern w:val="0"/>
-                <w:sz w:val="12"/>
-                <w:szCs w:val="12"/>
-                <w:lang w:val="en-US"/>
-                <w14:ligatures w14:val="none"/>
-              </w:rPr>
-              <w:t>is provided</w:t>
-            </w:r>
-            <w:proofErr w:type="gramEnd"/>
-            <w:r>
-              <w:rPr>
-                <w:rFonts w:ascii="Times New Roman" w:eastAsia="MS Mincho" w:hAnsi="Times New Roman" w:cs="Times New Roman"/>
-                <w:kern w:val="0"/>
-                <w:sz w:val="12"/>
-                <w:szCs w:val="12"/>
-                <w:lang w:val="en-US"/>
-                <w14:ligatures w14:val="none"/>
-              </w:rPr>
-              <w:t xml:space="preserve"> and access works, Pacific Certifications is a real company. </w:t>
+              <w:t>Link is provided and access works, Pacific Certifications is a real company. </w:t>
             </w:r>
           </w:p>
         </w:tc>
@@ -2922,31 +2355,7 @@
                 <w:lang w:val="en-US"/>
                 <w14:ligatures w14:val="none"/>
               </w:rPr>
-              <w:t>Accept the pdf, </w:t>
-            </w:r>
-            <w:proofErr w:type="gramStart"/>
-            <w:r>
-              <w:rPr>
-                <w:rFonts w:ascii="Times New Roman" w:eastAsia="MS Mincho" w:hAnsi="Times New Roman" w:cs="Times New Roman"/>
-                <w:kern w:val="0"/>
-                <w:sz w:val="12"/>
-                <w:szCs w:val="12"/>
-                <w:lang w:val="en-US"/>
-                <w14:ligatures w14:val="none"/>
-              </w:rPr>
-              <w:t>used it</w:t>
-            </w:r>
-            <w:proofErr w:type="gramEnd"/>
-            <w:r>
-              <w:rPr>
-                <w:rFonts w:ascii="Times New Roman" w:eastAsia="MS Mincho" w:hAnsi="Times New Roman" w:cs="Times New Roman"/>
-                <w:kern w:val="0"/>
-                <w:sz w:val="12"/>
-                <w:szCs w:val="12"/>
-                <w:lang w:val="en-US"/>
-                <w14:ligatures w14:val="none"/>
-              </w:rPr>
-              <w:t> for usability, availability, portability, error prevention, and security for non-functional requirements.  </w:t>
+              <w:t>Accept the pdf, used it for usability, availability, portability, error prevention, and security for non-functional requirements.  </w:t>
             </w:r>
           </w:p>
         </w:tc>
@@ -3025,7 +2434,18 @@
                 <w:lang w:val="en-US"/>
                 <w14:ligatures w14:val="none"/>
               </w:rPr>
-              <w:t>AI-RES-02 </w:t>
+              <w:t>AI-</w:t>
+            </w:r>
+            <w:r>
+              <w:rPr>
+                <w:rFonts w:ascii="Times New Roman" w:eastAsia="MS Mincho" w:hAnsi="Times New Roman" w:cs="Times New Roman"/>
+                <w:kern w:val="0"/>
+                <w:sz w:val="12"/>
+                <w:szCs w:val="12"/>
+                <w:lang w:val="en-US"/>
+                <w14:ligatures w14:val="none"/>
+              </w:rPr>
+              <w:t>005</w:t>
             </w:r>
           </w:p>
         </w:tc>
@@ -3363,7 +2783,29 @@
                 <w:lang w:val="en-US"/>
                 <w14:ligatures w14:val="none"/>
               </w:rPr>
-              <w:t>AI-ANA-01 </w:t>
+              <w:t>AI-</w:t>
+            </w:r>
+            <w:r>
+              <w:rPr>
+                <w:rFonts w:ascii="Times New Roman" w:eastAsia="MS Mincho" w:hAnsi="Times New Roman" w:cs="Times New Roman"/>
+                <w:kern w:val="0"/>
+                <w:sz w:val="12"/>
+                <w:szCs w:val="12"/>
+                <w:lang w:val="en-US"/>
+                <w14:ligatures w14:val="none"/>
+              </w:rPr>
+              <w:t>006</w:t>
+            </w:r>
+            <w:r>
+              <w:rPr>
+                <w:rFonts w:ascii="Times New Roman" w:eastAsia="MS Mincho" w:hAnsi="Times New Roman" w:cs="Times New Roman"/>
+                <w:kern w:val="0"/>
+                <w:sz w:val="12"/>
+                <w:szCs w:val="12"/>
+                <w:lang w:val="en-US"/>
+                <w14:ligatures w14:val="none"/>
+              </w:rPr>
+              <w:t> </w:t>
             </w:r>
           </w:p>
         </w:tc>
@@ -3701,7 +3143,18 @@
                 <w:lang w:val="en-US"/>
                 <w14:ligatures w14:val="none"/>
               </w:rPr>
-              <w:t>AI-RES-03 </w:t>
+              <w:t>AI-</w:t>
+            </w:r>
+            <w:r>
+              <w:rPr>
+                <w:rFonts w:ascii="Times New Roman" w:eastAsia="MS Mincho" w:hAnsi="Times New Roman" w:cs="Times New Roman"/>
+                <w:kern w:val="0"/>
+                <w:sz w:val="12"/>
+                <w:szCs w:val="12"/>
+                <w:lang w:val="en-US"/>
+                <w14:ligatures w14:val="none"/>
+              </w:rPr>
+              <w:t>007</w:t>
             </w:r>
           </w:p>
         </w:tc>
@@ -4039,7 +3492,18 @@
                 <w:lang w:val="en-US"/>
                 <w14:ligatures w14:val="none"/>
               </w:rPr>
-              <w:t>AI-REV-01 </w:t>
+              <w:t>AI-</w:t>
+            </w:r>
+            <w:r>
+              <w:rPr>
+                <w:rFonts w:ascii="Times New Roman" w:eastAsia="MS Mincho" w:hAnsi="Times New Roman" w:cs="Times New Roman"/>
+                <w:kern w:val="0"/>
+                <w:sz w:val="12"/>
+                <w:szCs w:val="12"/>
+                <w:lang w:val="en-US"/>
+                <w14:ligatures w14:val="none"/>
+              </w:rPr>
+              <w:t>008</w:t>
             </w:r>
           </w:p>
         </w:tc>
@@ -4298,55 +3762,7 @@
                 <w:lang w:val="en-US"/>
                 <w14:ligatures w14:val="none"/>
               </w:rPr>
-              <w:t>Accept sections that </w:t>
-            </w:r>
-            <w:proofErr w:type="gramStart"/>
-            <w:r>
-              <w:rPr>
-                <w:rFonts w:ascii="Times New Roman" w:eastAsia="MS Mincho" w:hAnsi="Times New Roman" w:cs="Times New Roman"/>
-                <w:kern w:val="0"/>
-                <w:sz w:val="12"/>
-                <w:szCs w:val="12"/>
-                <w:lang w:val="en-US"/>
-                <w14:ligatures w14:val="none"/>
-              </w:rPr>
-              <w:t>has</w:t>
-            </w:r>
-            <w:proofErr w:type="gramEnd"/>
-            <w:r>
-              <w:rPr>
-                <w:rFonts w:ascii="Times New Roman" w:eastAsia="MS Mincho" w:hAnsi="Times New Roman" w:cs="Times New Roman"/>
-                <w:kern w:val="0"/>
-                <w:sz w:val="12"/>
-                <w:szCs w:val="12"/>
-                <w:lang w:val="en-US"/>
-                <w14:ligatures w14:val="none"/>
-              </w:rPr>
-              <w:t xml:space="preserve"> answers </w:t>
-            </w:r>
-            <w:proofErr w:type="gramStart"/>
-            <w:r>
-              <w:rPr>
-                <w:rFonts w:ascii="Times New Roman" w:eastAsia="MS Mincho" w:hAnsi="Times New Roman" w:cs="Times New Roman"/>
-                <w:kern w:val="0"/>
-                <w:sz w:val="12"/>
-                <w:szCs w:val="12"/>
-                <w:lang w:val="en-US"/>
-                <w14:ligatures w14:val="none"/>
-              </w:rPr>
-              <w:t>and used</w:t>
-            </w:r>
-            <w:proofErr w:type="gramEnd"/>
-            <w:r>
-              <w:rPr>
-                <w:rFonts w:ascii="Times New Roman" w:eastAsia="MS Mincho" w:hAnsi="Times New Roman" w:cs="Times New Roman"/>
-                <w:kern w:val="0"/>
-                <w:sz w:val="12"/>
-                <w:szCs w:val="12"/>
-                <w:lang w:val="en-US"/>
-                <w14:ligatures w14:val="none"/>
-              </w:rPr>
-              <w:t xml:space="preserve"> own words to explain the risks of ignoring the forward engineering considerations. </w:t>
+              <w:t>Accept sections that has answers and used own words to explain the risks of ignoring the forward engineering considerations. </w:t>
             </w:r>
           </w:p>
         </w:tc>
@@ -4425,7 +3841,18 @@
                 <w:lang w:val="en-US"/>
                 <w14:ligatures w14:val="none"/>
               </w:rPr>
-              <w:t>AI-FORM-02 </w:t>
+              <w:t>AI-</w:t>
+            </w:r>
+            <w:r>
+              <w:rPr>
+                <w:rFonts w:ascii="Times New Roman" w:eastAsia="MS Mincho" w:hAnsi="Times New Roman" w:cs="Times New Roman"/>
+                <w:kern w:val="0"/>
+                <w:sz w:val="12"/>
+                <w:szCs w:val="12"/>
+                <w:lang w:val="en-US"/>
+                <w14:ligatures w14:val="none"/>
+              </w:rPr>
+              <w:t>009</w:t>
             </w:r>
           </w:p>
         </w:tc>
@@ -4763,7 +4190,18 @@
                 <w:lang w:val="en-US"/>
                 <w14:ligatures w14:val="none"/>
               </w:rPr>
-              <w:t>AI-RES-04 </w:t>
+              <w:t>AI-</w:t>
+            </w:r>
+            <w:r>
+              <w:rPr>
+                <w:rFonts w:ascii="Times New Roman" w:eastAsia="MS Mincho" w:hAnsi="Times New Roman" w:cs="Times New Roman"/>
+                <w:kern w:val="0"/>
+                <w:sz w:val="12"/>
+                <w:szCs w:val="12"/>
+                <w:lang w:val="en-US"/>
+                <w14:ligatures w14:val="none"/>
+              </w:rPr>
+              <w:t>010</w:t>
             </w:r>
           </w:p>
         </w:tc>
@@ -5101,7 +4539,18 @@
                 <w:lang w:val="en-US"/>
                 <w14:ligatures w14:val="none"/>
               </w:rPr>
-              <w:t>AI-REV-02 </w:t>
+              <w:t>AI-</w:t>
+            </w:r>
+            <w:r>
+              <w:rPr>
+                <w:rFonts w:ascii="Times New Roman" w:eastAsia="MS Mincho" w:hAnsi="Times New Roman" w:cs="Times New Roman"/>
+                <w:kern w:val="0"/>
+                <w:sz w:val="12"/>
+                <w:szCs w:val="12"/>
+                <w:lang w:val="en-US"/>
+                <w14:ligatures w14:val="none"/>
+              </w:rPr>
+              <w:t>011</w:t>
             </w:r>
           </w:p>
         </w:tc>
@@ -5478,7 +4927,18 @@
                 <w:lang w:val="en-US"/>
                 <w14:ligatures w14:val="none"/>
               </w:rPr>
-              <w:t>AI-REV-03 </w:t>
+              <w:t>AI-</w:t>
+            </w:r>
+            <w:r>
+              <w:rPr>
+                <w:rFonts w:ascii="Times New Roman" w:eastAsia="MS Mincho" w:hAnsi="Times New Roman" w:cs="Times New Roman"/>
+                <w:kern w:val="0"/>
+                <w:sz w:val="12"/>
+                <w:szCs w:val="12"/>
+                <w:lang w:val="en-US"/>
+                <w14:ligatures w14:val="none"/>
+              </w:rPr>
+              <w:t>012</w:t>
             </w:r>
           </w:p>
         </w:tc>
@@ -5912,7 +5372,18 @@
                 <w:lang w:val="en-US"/>
                 <w14:ligatures w14:val="none"/>
               </w:rPr>
-              <w:t>AI-REV-04 </w:t>
+              <w:t>AI-</w:t>
+            </w:r>
+            <w:r>
+              <w:rPr>
+                <w:rFonts w:ascii="Times New Roman" w:eastAsia="MS Mincho" w:hAnsi="Times New Roman" w:cs="Times New Roman"/>
+                <w:kern w:val="0"/>
+                <w:sz w:val="12"/>
+                <w:szCs w:val="12"/>
+                <w:lang w:val="en-US"/>
+                <w14:ligatures w14:val="none"/>
+              </w:rPr>
+              <w:t>013</w:t>
             </w:r>
           </w:p>
         </w:tc>
@@ -6298,7 +5769,18 @@
                 <w:lang w:val="en-US"/>
                 <w14:ligatures w14:val="none"/>
               </w:rPr>
-              <w:t>AI-RES-05</w:t>
+              <w:t>AI-</w:t>
+            </w:r>
+            <w:r>
+              <w:rPr>
+                <w:rFonts w:ascii="Times New Roman" w:eastAsia="MS Mincho" w:hAnsi="Times New Roman" w:cs="Times New Roman"/>
+                <w:kern w:val="0"/>
+                <w:sz w:val="12"/>
+                <w:szCs w:val="12"/>
+                <w:lang w:val="en-US"/>
+                <w14:ligatures w14:val="none"/>
+              </w:rPr>
+              <w:t>014</w:t>
             </w:r>
           </w:p>
         </w:tc>
@@ -6636,7 +6118,18 @@
                 <w:lang w:val="en-US"/>
                 <w14:ligatures w14:val="none"/>
               </w:rPr>
-              <w:t>AI-FORM-03</w:t>
+              <w:t>AI-</w:t>
+            </w:r>
+            <w:r>
+              <w:rPr>
+                <w:rFonts w:ascii="Times New Roman" w:eastAsia="MS Mincho" w:hAnsi="Times New Roman" w:cs="Times New Roman"/>
+                <w:kern w:val="0"/>
+                <w:sz w:val="12"/>
+                <w:szCs w:val="12"/>
+                <w:lang w:val="en-US"/>
+                <w14:ligatures w14:val="none"/>
+              </w:rPr>
+              <w:t>015</w:t>
             </w:r>
           </w:p>
         </w:tc>
@@ -6910,6 +6403,346 @@
             </w:tcBorders>
             <w:shd w:val="clear" w:color="auto" w:fill="FFFFFF"/>
             <w:hideMark/>
+          </w:tcPr>
+          <w:p>
+            <w:pPr>
+              <w:spacing w:after="120" w:line="264" w:lineRule="auto"/>
+              <w:rPr>
+                <w:rFonts w:ascii="Times New Roman" w:eastAsia="MS Mincho" w:hAnsi="Times New Roman" w:cs="Times New Roman"/>
+                <w:kern w:val="0"/>
+                <w:sz w:val="12"/>
+                <w:szCs w:val="12"/>
+                <w:lang w:val="en-US"/>
+                <w14:ligatures w14:val="none"/>
+              </w:rPr>
+            </w:pPr>
+            <w:r>
+              <w:rPr>
+                <w:rFonts w:ascii="Times New Roman" w:eastAsia="MS Mincho" w:hAnsi="Times New Roman" w:cs="Times New Roman"/>
+                <w:kern w:val="0"/>
+                <w:sz w:val="12"/>
+                <w:szCs w:val="12"/>
+                <w:lang w:val="en-US"/>
+                <w14:ligatures w14:val="none"/>
+              </w:rPr>
+              <w:t>None</w:t>
+            </w:r>
+          </w:p>
+        </w:tc>
+      </w:tr>
+      <w:tr>
+        <w:trPr>
+          <w:trHeight w:val="300"/>
+        </w:trPr>
+        <w:tc>
+          <w:tcPr>
+            <w:tcW w:w="469" w:type="dxa"/>
+            <w:tcBorders>
+              <w:top w:val="single" w:sz="6" w:space="0" w:color="auto"/>
+              <w:left w:val="single" w:sz="6" w:space="0" w:color="auto"/>
+              <w:bottom w:val="single" w:sz="6" w:space="0" w:color="auto"/>
+              <w:right w:val="single" w:sz="6" w:space="0" w:color="auto"/>
+            </w:tcBorders>
+            <w:shd w:val="clear" w:color="auto" w:fill="FFFFFF"/>
+          </w:tcPr>
+          <w:p>
+            <w:pPr>
+              <w:spacing w:after="120" w:line="264" w:lineRule="auto"/>
+              <w:rPr>
+                <w:rFonts w:ascii="Times New Roman" w:eastAsia="MS Mincho" w:hAnsi="Times New Roman" w:cs="Times New Roman"/>
+                <w:kern w:val="0"/>
+                <w:sz w:val="12"/>
+                <w:szCs w:val="12"/>
+                <w:lang w:val="en-US"/>
+                <w14:ligatures w14:val="none"/>
+              </w:rPr>
+            </w:pPr>
+            <w:r>
+              <w:rPr>
+                <w:rFonts w:ascii="Times New Roman" w:eastAsia="MS Mincho" w:hAnsi="Times New Roman" w:cs="Times New Roman"/>
+                <w:kern w:val="0"/>
+                <w:sz w:val="12"/>
+                <w:szCs w:val="12"/>
+                <w:lang w:val="en-US"/>
+                <w14:ligatures w14:val="none"/>
+              </w:rPr>
+              <w:t>AI-016</w:t>
+            </w:r>
+          </w:p>
+        </w:tc>
+        <w:tc>
+          <w:tcPr>
+            <w:tcW w:w="1192" w:type="dxa"/>
+            <w:tcBorders>
+              <w:top w:val="single" w:sz="6" w:space="0" w:color="auto"/>
+              <w:left w:val="single" w:sz="6" w:space="0" w:color="auto"/>
+              <w:bottom w:val="single" w:sz="6" w:space="0" w:color="auto"/>
+              <w:right w:val="single" w:sz="6" w:space="0" w:color="auto"/>
+            </w:tcBorders>
+            <w:shd w:val="clear" w:color="auto" w:fill="FFFFFF"/>
+          </w:tcPr>
+          <w:p>
+            <w:pPr>
+              <w:spacing w:after="120" w:line="264" w:lineRule="auto"/>
+              <w:rPr>
+                <w:rFonts w:ascii="Times New Roman" w:eastAsia="MS Mincho" w:hAnsi="Times New Roman" w:cs="Times New Roman"/>
+                <w:kern w:val="0"/>
+                <w:sz w:val="12"/>
+                <w:szCs w:val="12"/>
+                <w:lang w:val="en-US"/>
+                <w14:ligatures w14:val="none"/>
+              </w:rPr>
+            </w:pPr>
+            <w:r>
+              <w:rPr>
+                <w:rFonts w:ascii="Times New Roman" w:eastAsia="MS Mincho" w:hAnsi="Times New Roman" w:cs="Times New Roman"/>
+                <w:kern w:val="0"/>
+                <w:sz w:val="12"/>
+                <w:szCs w:val="12"/>
+                <w:lang w:val="en-US"/>
+                <w14:ligatures w14:val="none"/>
+              </w:rPr>
+              <w:t>Benno Weideman</w:t>
+            </w:r>
+          </w:p>
+        </w:tc>
+        <w:tc>
+          <w:tcPr>
+            <w:tcW w:w="592" w:type="dxa"/>
+            <w:tcBorders>
+              <w:top w:val="single" w:sz="6" w:space="0" w:color="auto"/>
+              <w:left w:val="single" w:sz="6" w:space="0" w:color="auto"/>
+              <w:bottom w:val="single" w:sz="6" w:space="0" w:color="auto"/>
+              <w:right w:val="single" w:sz="6" w:space="0" w:color="auto"/>
+            </w:tcBorders>
+            <w:shd w:val="clear" w:color="auto" w:fill="FFFFFF"/>
+          </w:tcPr>
+          <w:p>
+            <w:pPr>
+              <w:spacing w:after="120" w:line="264" w:lineRule="auto"/>
+              <w:rPr>
+                <w:rFonts w:ascii="Times New Roman" w:eastAsia="MS Mincho" w:hAnsi="Times New Roman" w:cs="Times New Roman"/>
+                <w:kern w:val="0"/>
+                <w:sz w:val="12"/>
+                <w:szCs w:val="12"/>
+                <w:lang w:val="en-US"/>
+                <w14:ligatures w14:val="none"/>
+              </w:rPr>
+            </w:pPr>
+            <w:r>
+              <w:rPr>
+                <w:rFonts w:ascii="Times New Roman" w:eastAsia="MS Mincho" w:hAnsi="Times New Roman" w:cs="Times New Roman"/>
+                <w:kern w:val="0"/>
+                <w:sz w:val="12"/>
+                <w:szCs w:val="12"/>
+                <w:lang w:val="en-US"/>
+                <w14:ligatures w14:val="none"/>
+              </w:rPr>
+              <w:t>14/09/2026</w:t>
+            </w:r>
+          </w:p>
+        </w:tc>
+        <w:tc>
+          <w:tcPr>
+            <w:tcW w:w="499" w:type="dxa"/>
+            <w:tcBorders>
+              <w:top w:val="single" w:sz="6" w:space="0" w:color="auto"/>
+              <w:left w:val="single" w:sz="6" w:space="0" w:color="auto"/>
+              <w:bottom w:val="single" w:sz="6" w:space="0" w:color="auto"/>
+              <w:right w:val="single" w:sz="6" w:space="0" w:color="auto"/>
+            </w:tcBorders>
+            <w:shd w:val="clear" w:color="auto" w:fill="FFFFFF"/>
+          </w:tcPr>
+          <w:p>
+            <w:pPr>
+              <w:spacing w:after="120" w:line="264" w:lineRule="auto"/>
+              <w:rPr>
+                <w:rFonts w:ascii="Times New Roman" w:eastAsia="MS Mincho" w:hAnsi="Times New Roman" w:cs="Times New Roman"/>
+                <w:kern w:val="0"/>
+                <w:sz w:val="12"/>
+                <w:szCs w:val="12"/>
+                <w:lang w:val="en-US"/>
+                <w14:ligatures w14:val="none"/>
+              </w:rPr>
+            </w:pPr>
+            <w:r>
+              <w:rPr>
+                <w:rFonts w:ascii="Times New Roman" w:eastAsia="MS Mincho" w:hAnsi="Times New Roman" w:cs="Times New Roman"/>
+                <w:kern w:val="0"/>
+                <w:sz w:val="12"/>
+                <w:szCs w:val="12"/>
+                <w:lang w:val="en-US"/>
+                <w14:ligatures w14:val="none"/>
+              </w:rPr>
+              <w:t>Claude</w:t>
+            </w:r>
+          </w:p>
+        </w:tc>
+        <w:tc>
+          <w:tcPr>
+            <w:tcW w:w="1731" w:type="dxa"/>
+            <w:tcBorders>
+              <w:top w:val="single" w:sz="6" w:space="0" w:color="auto"/>
+              <w:left w:val="single" w:sz="6" w:space="0" w:color="auto"/>
+              <w:bottom w:val="single" w:sz="6" w:space="0" w:color="auto"/>
+              <w:right w:val="single" w:sz="6" w:space="0" w:color="auto"/>
+            </w:tcBorders>
+            <w:shd w:val="clear" w:color="auto" w:fill="FFFFFF"/>
+          </w:tcPr>
+          <w:p>
+            <w:pPr>
+              <w:spacing w:after="120" w:line="264" w:lineRule="auto"/>
+              <w:rPr>
+                <w:rFonts w:ascii="Times New Roman" w:eastAsia="MS Mincho" w:hAnsi="Times New Roman" w:cs="Times New Roman"/>
+                <w:kern w:val="0"/>
+                <w:sz w:val="12"/>
+                <w:szCs w:val="12"/>
+                <w:lang w:val="en-US"/>
+                <w14:ligatures w14:val="none"/>
+              </w:rPr>
+            </w:pPr>
+            <w:r>
+              <w:rPr>
+                <w:rFonts w:ascii="Times New Roman" w:eastAsia="MS Mincho" w:hAnsi="Times New Roman" w:cs="Times New Roman"/>
+                <w:kern w:val="0"/>
+                <w:sz w:val="12"/>
+                <w:szCs w:val="12"/>
+                <w:lang w:val="en-US"/>
+                <w14:ligatures w14:val="none"/>
+              </w:rPr>
+              <w:t>Asked for generating code on how to set up the PostgreSQL database connection to the initial front-end and back-end</w:t>
+            </w:r>
+          </w:p>
+        </w:tc>
+        <w:tc>
+          <w:tcPr>
+            <w:tcW w:w="1838" w:type="dxa"/>
+            <w:tcBorders>
+              <w:top w:val="single" w:sz="6" w:space="0" w:color="auto"/>
+              <w:left w:val="single" w:sz="6" w:space="0" w:color="auto"/>
+              <w:bottom w:val="single" w:sz="6" w:space="0" w:color="auto"/>
+              <w:right w:val="single" w:sz="6" w:space="0" w:color="auto"/>
+            </w:tcBorders>
+            <w:shd w:val="clear" w:color="auto" w:fill="FFFFFF"/>
+          </w:tcPr>
+          <w:p>
+            <w:pPr>
+              <w:spacing w:after="120" w:line="264" w:lineRule="auto"/>
+              <w:rPr>
+                <w:rFonts w:ascii="Times New Roman" w:eastAsia="MS Mincho" w:hAnsi="Times New Roman" w:cs="Times New Roman"/>
+                <w:kern w:val="0"/>
+                <w:sz w:val="12"/>
+                <w:szCs w:val="12"/>
+                <w:lang w:val="en-US"/>
+                <w14:ligatures w14:val="none"/>
+              </w:rPr>
+            </w:pPr>
+            <w:r>
+              <w:rPr>
+                <w:rFonts w:ascii="Times New Roman" w:eastAsia="MS Mincho" w:hAnsi="Times New Roman" w:cs="Times New Roman"/>
+                <w:kern w:val="0"/>
+                <w:sz w:val="12"/>
+                <w:szCs w:val="12"/>
+                <w:lang w:val="en-US"/>
+                <w14:ligatures w14:val="none"/>
+              </w:rPr>
+              <w:t>Provided database connection code and fixes and missing implementations in the backend.</w:t>
+            </w:r>
+          </w:p>
+        </w:tc>
+        <w:tc>
+          <w:tcPr>
+            <w:tcW w:w="1335" w:type="dxa"/>
+            <w:tcBorders>
+              <w:top w:val="single" w:sz="6" w:space="0" w:color="auto"/>
+              <w:left w:val="single" w:sz="6" w:space="0" w:color="auto"/>
+              <w:bottom w:val="single" w:sz="6" w:space="0" w:color="auto"/>
+              <w:right w:val="single" w:sz="6" w:space="0" w:color="auto"/>
+            </w:tcBorders>
+            <w:shd w:val="clear" w:color="auto" w:fill="FFFFFF"/>
+          </w:tcPr>
+          <w:p>
+            <w:pPr>
+              <w:spacing w:after="120" w:line="264" w:lineRule="auto"/>
+              <w:rPr>
+                <w:rFonts w:ascii="Times New Roman" w:eastAsia="MS Mincho" w:hAnsi="Times New Roman" w:cs="Times New Roman"/>
+                <w:kern w:val="0"/>
+                <w:sz w:val="12"/>
+                <w:szCs w:val="12"/>
+                <w:lang w:val="en-US"/>
+                <w14:ligatures w14:val="none"/>
+              </w:rPr>
+            </w:pPr>
+            <w:r>
+              <w:rPr>
+                <w:rFonts w:ascii="Times New Roman" w:eastAsia="MS Mincho" w:hAnsi="Times New Roman" w:cs="Times New Roman"/>
+                <w:kern w:val="0"/>
+                <w:sz w:val="12"/>
+                <w:szCs w:val="12"/>
+                <w:lang w:val="en-US"/>
+                <w14:ligatures w14:val="none"/>
+              </w:rPr>
+              <w:t xml:space="preserve">Despite the </w:t>
+            </w:r>
+            <w:r>
+              <w:rPr>
+                <w:rFonts w:ascii="Times New Roman" w:eastAsia="MS Mincho" w:hAnsi="Times New Roman" w:cs="Times New Roman"/>
+                <w:kern w:val="0"/>
+                <w:sz w:val="12"/>
+                <w:szCs w:val="12"/>
+                <w:lang w:val="en-US"/>
+                <w14:ligatures w14:val="none"/>
+              </w:rPr>
+              <w:t>website that works, there must still be testing, verification, and changes done to ensure it is aligned with the project.</w:t>
+            </w:r>
+          </w:p>
+        </w:tc>
+        <w:tc>
+          <w:tcPr>
+            <w:tcW w:w="1428" w:type="dxa"/>
+            <w:tcBorders>
+              <w:top w:val="single" w:sz="6" w:space="0" w:color="auto"/>
+              <w:left w:val="single" w:sz="6" w:space="0" w:color="auto"/>
+              <w:bottom w:val="single" w:sz="6" w:space="0" w:color="auto"/>
+              <w:right w:val="single" w:sz="6" w:space="0" w:color="auto"/>
+            </w:tcBorders>
+            <w:shd w:val="clear" w:color="auto" w:fill="FFFFFF"/>
+          </w:tcPr>
+          <w:p>
+            <w:pPr>
+              <w:spacing w:after="120" w:line="264" w:lineRule="auto"/>
+              <w:rPr>
+                <w:rFonts w:ascii="Times New Roman" w:eastAsia="MS Mincho" w:hAnsi="Times New Roman" w:cs="Times New Roman"/>
+                <w:kern w:val="0"/>
+                <w:sz w:val="12"/>
+                <w:szCs w:val="12"/>
+                <w:lang w:val="en-US"/>
+                <w14:ligatures w14:val="none"/>
+              </w:rPr>
+            </w:pPr>
+            <w:r>
+              <w:rPr>
+                <w:rFonts w:ascii="Times New Roman" w:eastAsia="MS Mincho" w:hAnsi="Times New Roman" w:cs="Times New Roman"/>
+                <w:kern w:val="0"/>
+                <w:sz w:val="12"/>
+                <w:szCs w:val="12"/>
+                <w:lang w:val="en-US"/>
+                <w14:ligatures w14:val="none"/>
+              </w:rPr>
+              <w:t>Make changes to the code and website structure given by AI as milestone 2 progress but do not accept all work without verification.</w:t>
+            </w:r>
+          </w:p>
+        </w:tc>
+        <w:tc>
+          <w:tcPr>
+            <w:tcW w:w="1215" w:type="dxa"/>
+            <w:tcBorders>
+              <w:top w:val="single" w:sz="6" w:space="0" w:color="auto"/>
+              <w:left w:val="single" w:sz="6" w:space="0" w:color="auto"/>
+              <w:bottom w:val="single" w:sz="6" w:space="0" w:color="auto"/>
+              <w:right w:val="single" w:sz="6" w:space="0" w:color="auto"/>
+            </w:tcBorders>
+            <w:shd w:val="clear" w:color="auto" w:fill="FFFFFF"/>
           </w:tcPr>
           <w:p>
             <w:pPr>
@@ -7002,6 +6835,7 @@
             <w:id w:val="-573587230"/>
             <w:bibliography/>
           </w:sdtPr>
+          <w:sdtEndPr/>
           <w:sdtContent>
             <w:p>
               <w:pPr>
@@ -7361,11 +7195,100 @@
       </w:rPr>
     </w:lvl>
   </w:abstractNum>
+  <w:abstractNum w:abstractNumId="2" w15:restartNumberingAfterBreak="0">
+    <w:nsid w:val="704531DD"/>
+    <w:multiLevelType w:val="hybridMultilevel"/>
+    <w:tmpl w:val="9BB4D79A"/>
+    <w:lvl w:ilvl="0" w:tplc="EA7AF612">
+      <w:start w:val="1"/>
+      <w:numFmt w:val="decimal"/>
+      <w:lvlText w:val="%1."/>
+      <w:lvlJc w:val="left"/>
+      <w:pPr>
+        <w:ind w:left="720" w:hanging="360"/>
+      </w:pPr>
+    </w:lvl>
+    <w:lvl w:ilvl="1" w:tplc="B54CD63E">
+      <w:start w:val="1"/>
+      <w:numFmt w:val="lowerLetter"/>
+      <w:lvlText w:val="%2."/>
+      <w:lvlJc w:val="left"/>
+      <w:pPr>
+        <w:ind w:left="1440" w:hanging="360"/>
+      </w:pPr>
+    </w:lvl>
+    <w:lvl w:ilvl="2" w:tplc="B854260A">
+      <w:start w:val="1"/>
+      <w:numFmt w:val="lowerRoman"/>
+      <w:lvlText w:val="%3."/>
+      <w:lvlJc w:val="right"/>
+      <w:pPr>
+        <w:ind w:left="2160" w:hanging="180"/>
+      </w:pPr>
+    </w:lvl>
+    <w:lvl w:ilvl="3" w:tplc="D21619B8">
+      <w:start w:val="1"/>
+      <w:numFmt w:val="decimal"/>
+      <w:lvlText w:val="%4."/>
+      <w:lvlJc w:val="left"/>
+      <w:pPr>
+        <w:ind w:left="2880" w:hanging="360"/>
+      </w:pPr>
+    </w:lvl>
+    <w:lvl w:ilvl="4" w:tplc="03201B90">
+      <w:start w:val="1"/>
+      <w:numFmt w:val="lowerLetter"/>
+      <w:lvlText w:val="%5."/>
+      <w:lvlJc w:val="left"/>
+      <w:pPr>
+        <w:ind w:left="3600" w:hanging="360"/>
+      </w:pPr>
+    </w:lvl>
+    <w:lvl w:ilvl="5" w:tplc="DF66CF08">
+      <w:start w:val="1"/>
+      <w:numFmt w:val="lowerRoman"/>
+      <w:lvlText w:val="%6."/>
+      <w:lvlJc w:val="right"/>
+      <w:pPr>
+        <w:ind w:left="4320" w:hanging="180"/>
+      </w:pPr>
+    </w:lvl>
+    <w:lvl w:ilvl="6" w:tplc="15C8010C">
+      <w:start w:val="1"/>
+      <w:numFmt w:val="decimal"/>
+      <w:lvlText w:val="%7."/>
+      <w:lvlJc w:val="left"/>
+      <w:pPr>
+        <w:ind w:left="5040" w:hanging="360"/>
+      </w:pPr>
+    </w:lvl>
+    <w:lvl w:ilvl="7" w:tplc="927AD7E0">
+      <w:start w:val="1"/>
+      <w:numFmt w:val="lowerLetter"/>
+      <w:lvlText w:val="%8."/>
+      <w:lvlJc w:val="left"/>
+      <w:pPr>
+        <w:ind w:left="5760" w:hanging="360"/>
+      </w:pPr>
+    </w:lvl>
+    <w:lvl w:ilvl="8" w:tplc="3506AE14">
+      <w:start w:val="1"/>
+      <w:numFmt w:val="lowerRoman"/>
+      <w:lvlText w:val="%9."/>
+      <w:lvlJc w:val="right"/>
+      <w:pPr>
+        <w:ind w:left="6480" w:hanging="180"/>
+      </w:pPr>
+    </w:lvl>
+  </w:abstractNum>
   <w:num w:numId="1" w16cid:durableId="1092162233">
     <w:abstractNumId w:val="0"/>
   </w:num>
   <w:num w:numId="2" w16cid:durableId="455217585">
     <w:abstractNumId w:val="1"/>
+  </w:num>
+  <w:num w:numId="3" w16cid:durableId="849181720">
+    <w:abstractNumId w:val="2"/>
   </w:num>
 </w:numbering>
 </file>
@@ -7972,6 +7895,7 @@
   <w:style w:type="character" w:default="1" w:styleId="DefaultParagraphFont">
     <w:name w:val="Default Paragraph Font"/>
     <w:uiPriority w:val="1"/>
+    <w:semiHidden/>
     <w:unhideWhenUsed/>
   </w:style>
   <w:style w:type="table" w:default="1" w:styleId="TableNormal">

--- a/docs/ai-usage-register.docx
+++ b/docs/ai-usage-register.docx
@@ -1487,7 +1487,31 @@
                 <w:lang w:val="en-US"/>
                 <w14:ligatures w14:val="none"/>
               </w:rPr>
-              <w:t>Suggested naming convention for IDs such as ai- “pmpt” and “resp”. </w:t>
+              <w:t>Suggested naming convention for IDs such as ai- “</w:t>
+            </w:r>
+            <w:proofErr w:type="spellStart"/>
+            <w:r>
+              <w:rPr>
+                <w:rFonts w:ascii="Times New Roman" w:eastAsia="MS Mincho" w:hAnsi="Times New Roman" w:cs="Times New Roman"/>
+                <w:kern w:val="0"/>
+                <w:sz w:val="12"/>
+                <w:szCs w:val="12"/>
+                <w:lang w:val="en-US"/>
+                <w14:ligatures w14:val="none"/>
+              </w:rPr>
+              <w:t>pmpt</w:t>
+            </w:r>
+            <w:proofErr w:type="spellEnd"/>
+            <w:r>
+              <w:rPr>
+                <w:rFonts w:ascii="Times New Roman" w:eastAsia="MS Mincho" w:hAnsi="Times New Roman" w:cs="Times New Roman"/>
+                <w:kern w:val="0"/>
+                <w:sz w:val="12"/>
+                <w:szCs w:val="12"/>
+                <w:lang w:val="en-US"/>
+                <w14:ligatures w14:val="none"/>
+              </w:rPr>
+              <w:t>” and “resp”. </w:t>
             </w:r>
           </w:p>
           <w:p>
@@ -2593,7 +2617,31 @@
                 <w:lang w:val="en-US"/>
                 <w14:ligatures w14:val="none"/>
               </w:rPr>
-              <w:t>Provide me academic/professional/standard resources from 2022 that is free that explicitly talks about their nonfunctional requirements in depth and is a similar system to civicconnect. </w:t>
+              <w:t>Provide me academic/professional/standard resources from 2022 that is free that explicitly talks about their nonfunctional requirements in depth and is a similar system to </w:t>
+            </w:r>
+            <w:proofErr w:type="spellStart"/>
+            <w:r>
+              <w:rPr>
+                <w:rFonts w:ascii="Times New Roman" w:eastAsia="MS Mincho" w:hAnsi="Times New Roman" w:cs="Times New Roman"/>
+                <w:kern w:val="0"/>
+                <w:sz w:val="12"/>
+                <w:szCs w:val="12"/>
+                <w:lang w:val="en-US"/>
+                <w14:ligatures w14:val="none"/>
+              </w:rPr>
+              <w:t>civicconnect</w:t>
+            </w:r>
+            <w:proofErr w:type="spellEnd"/>
+            <w:r>
+              <w:rPr>
+                <w:rFonts w:ascii="Times New Roman" w:eastAsia="MS Mincho" w:hAnsi="Times New Roman" w:cs="Times New Roman"/>
+                <w:kern w:val="0"/>
+                <w:sz w:val="12"/>
+                <w:szCs w:val="12"/>
+                <w:lang w:val="en-US"/>
+                <w14:ligatures w14:val="none"/>
+              </w:rPr>
+              <w:t>. </w:t>
             </w:r>
           </w:p>
         </w:tc>
@@ -2621,16 +2669,53 @@
                 <w14:ligatures w14:val="none"/>
               </w:rPr>
             </w:pPr>
-            <w:r>
-              <w:rPr>
-                <w:rFonts w:ascii="Times New Roman" w:eastAsia="MS Mincho" w:hAnsi="Times New Roman" w:cs="Times New Roman"/>
-                <w:kern w:val="0"/>
-                <w:sz w:val="12"/>
-                <w:szCs w:val="12"/>
-                <w:lang w:val="en-US"/>
-                <w14:ligatures w14:val="none"/>
-              </w:rPr>
-              <w:t>OpenLMIS Technical Documentation — Non-Functional Requirements Specification, ISO/IEC 25010:2023 Product Quality Model &amp; Industry Standards, Open311 GeoReport API Specification (Official Standard), OSDM Non-Functional Requirements Specification, and  Airports Company South Africa (ACSA) — Customer Relationship Management &amp; Service Request Solution Scope (October 2022). </w:t>
+            <w:proofErr w:type="spellStart"/>
+            <w:r>
+              <w:rPr>
+                <w:rFonts w:ascii="Times New Roman" w:eastAsia="MS Mincho" w:hAnsi="Times New Roman" w:cs="Times New Roman"/>
+                <w:kern w:val="0"/>
+                <w:sz w:val="12"/>
+                <w:szCs w:val="12"/>
+                <w:lang w:val="en-US"/>
+                <w14:ligatures w14:val="none"/>
+              </w:rPr>
+              <w:t>OpenLMIS</w:t>
+            </w:r>
+            <w:proofErr w:type="spellEnd"/>
+            <w:r>
+              <w:rPr>
+                <w:rFonts w:ascii="Times New Roman" w:eastAsia="MS Mincho" w:hAnsi="Times New Roman" w:cs="Times New Roman"/>
+                <w:kern w:val="0"/>
+                <w:sz w:val="12"/>
+                <w:szCs w:val="12"/>
+                <w:lang w:val="en-US"/>
+                <w14:ligatures w14:val="none"/>
+              </w:rPr>
+              <w:t> Technical Documentation — Non-Functional Requirements Specification, ISO/IEC 25010:2023 Product Quality Model &amp; Industry Standards, Open311 </w:t>
+            </w:r>
+            <w:proofErr w:type="spellStart"/>
+            <w:r>
+              <w:rPr>
+                <w:rFonts w:ascii="Times New Roman" w:eastAsia="MS Mincho" w:hAnsi="Times New Roman" w:cs="Times New Roman"/>
+                <w:kern w:val="0"/>
+                <w:sz w:val="12"/>
+                <w:szCs w:val="12"/>
+                <w:lang w:val="en-US"/>
+                <w14:ligatures w14:val="none"/>
+              </w:rPr>
+              <w:t>GeoReport</w:t>
+            </w:r>
+            <w:proofErr w:type="spellEnd"/>
+            <w:r>
+              <w:rPr>
+                <w:rFonts w:ascii="Times New Roman" w:eastAsia="MS Mincho" w:hAnsi="Times New Roman" w:cs="Times New Roman"/>
+                <w:kern w:val="0"/>
+                <w:sz w:val="12"/>
+                <w:szCs w:val="12"/>
+                <w:lang w:val="en-US"/>
+                <w14:ligatures w14:val="none"/>
+              </w:rPr>
+              <w:t> API Specification (Official Standard), OSDM Non-Functional Requirements Specification, and  Airports Company South Africa (ACSA) — Customer Relationship Management &amp; Service Request Solution Scope (October 2022). </w:t>
             </w:r>
           </w:p>
         </w:tc>
@@ -2741,7 +2826,31 @@
                 <w:lang w:val="en-US"/>
                 <w14:ligatures w14:val="none"/>
               </w:rPr>
-              <w:t>Struggled to find resources that are close to the CivicConnect project that details non-functional requirements. </w:t>
+              <w:t>Struggled to find resources that are close to the </w:t>
+            </w:r>
+            <w:proofErr w:type="spellStart"/>
+            <w:r>
+              <w:rPr>
+                <w:rFonts w:ascii="Times New Roman" w:eastAsia="MS Mincho" w:hAnsi="Times New Roman" w:cs="Times New Roman"/>
+                <w:kern w:val="0"/>
+                <w:sz w:val="12"/>
+                <w:szCs w:val="12"/>
+                <w:lang w:val="en-US"/>
+                <w14:ligatures w14:val="none"/>
+              </w:rPr>
+              <w:t>CivicConnect</w:t>
+            </w:r>
+            <w:proofErr w:type="spellEnd"/>
+            <w:r>
+              <w:rPr>
+                <w:rFonts w:ascii="Times New Roman" w:eastAsia="MS Mincho" w:hAnsi="Times New Roman" w:cs="Times New Roman"/>
+                <w:kern w:val="0"/>
+                <w:sz w:val="12"/>
+                <w:szCs w:val="12"/>
+                <w:lang w:val="en-US"/>
+                <w14:ligatures w14:val="none"/>
+              </w:rPr>
+              <w:t> project that details non-functional requirements. </w:t>
             </w:r>
           </w:p>
         </w:tc>
@@ -2953,7 +3062,31 @@
                 <w:lang w:val="en-US"/>
                 <w14:ligatures w14:val="none"/>
               </w:rPr>
-              <w:t>Provide a solid explanation of what is expected to write for the forward engineering consideration with regards to the CivicConnect project. </w:t>
+              <w:t>Provide a solid explanation of what is expected to write for the forward engineering consideration with regards to the </w:t>
+            </w:r>
+            <w:proofErr w:type="spellStart"/>
+            <w:r>
+              <w:rPr>
+                <w:rFonts w:ascii="Times New Roman" w:eastAsia="MS Mincho" w:hAnsi="Times New Roman" w:cs="Times New Roman"/>
+                <w:kern w:val="0"/>
+                <w:sz w:val="12"/>
+                <w:szCs w:val="12"/>
+                <w:lang w:val="en-US"/>
+                <w14:ligatures w14:val="none"/>
+              </w:rPr>
+              <w:t>CivicConnect</w:t>
+            </w:r>
+            <w:proofErr w:type="spellEnd"/>
+            <w:r>
+              <w:rPr>
+                <w:rFonts w:ascii="Times New Roman" w:eastAsia="MS Mincho" w:hAnsi="Times New Roman" w:cs="Times New Roman"/>
+                <w:kern w:val="0"/>
+                <w:sz w:val="12"/>
+                <w:szCs w:val="12"/>
+                <w:lang w:val="en-US"/>
+                <w14:ligatures w14:val="none"/>
+              </w:rPr>
+              <w:t> project. </w:t>
             </w:r>
           </w:p>
         </w:tc>
@@ -3679,16 +3812,29 @@
                 <w14:ligatures w14:val="none"/>
               </w:rPr>
             </w:pPr>
-            <w:r>
-              <w:rPr>
-                <w:rFonts w:ascii="Times New Roman" w:eastAsia="MS Mincho" w:hAnsi="Times New Roman" w:cs="Times New Roman"/>
-                <w:kern w:val="0"/>
-                <w:sz w:val="12"/>
-                <w:szCs w:val="12"/>
-                <w:lang w:val="en-US"/>
-                <w14:ligatures w14:val="none"/>
-              </w:rPr>
-              <w:t>Analysed the sections for each resource and show where to find answers. Also explained how they can help to provide evidence. </w:t>
+            <w:proofErr w:type="spellStart"/>
+            <w:r>
+              <w:rPr>
+                <w:rFonts w:ascii="Times New Roman" w:eastAsia="MS Mincho" w:hAnsi="Times New Roman" w:cs="Times New Roman"/>
+                <w:kern w:val="0"/>
+                <w:sz w:val="12"/>
+                <w:szCs w:val="12"/>
+                <w:lang w:val="en-US"/>
+                <w14:ligatures w14:val="none"/>
+              </w:rPr>
+              <w:t>Analysed</w:t>
+            </w:r>
+            <w:proofErr w:type="spellEnd"/>
+            <w:r>
+              <w:rPr>
+                <w:rFonts w:ascii="Times New Roman" w:eastAsia="MS Mincho" w:hAnsi="Times New Roman" w:cs="Times New Roman"/>
+                <w:kern w:val="0"/>
+                <w:sz w:val="12"/>
+                <w:szCs w:val="12"/>
+                <w:lang w:val="en-US"/>
+                <w14:ligatures w14:val="none"/>
+              </w:rPr>
+              <w:t> the sections for each resource and show where to find answers. Also explained how they can help to provide evidence. </w:t>
             </w:r>
           </w:p>
         </w:tc>
@@ -3880,16 +4026,53 @@
                 <w14:ligatures w14:val="none"/>
               </w:rPr>
             </w:pPr>
-            <w:r>
-              <w:rPr>
-                <w:rFonts w:ascii="Times New Roman" w:eastAsia="MS Mincho" w:hAnsi="Times New Roman" w:cs="Times New Roman"/>
-                <w:kern w:val="0"/>
-                <w:sz w:val="12"/>
-                <w:szCs w:val="12"/>
-                <w:lang w:val="en-US"/>
-                <w14:ligatures w14:val="none"/>
-              </w:rPr>
-              <w:t>Mohau Drew Modiselle </w:t>
+            <w:proofErr w:type="spellStart"/>
+            <w:r>
+              <w:rPr>
+                <w:rFonts w:ascii="Times New Roman" w:eastAsia="MS Mincho" w:hAnsi="Times New Roman" w:cs="Times New Roman"/>
+                <w:kern w:val="0"/>
+                <w:sz w:val="12"/>
+                <w:szCs w:val="12"/>
+                <w:lang w:val="en-US"/>
+                <w14:ligatures w14:val="none"/>
+              </w:rPr>
+              <w:t>Mohau</w:t>
+            </w:r>
+            <w:proofErr w:type="spellEnd"/>
+            <w:r>
+              <w:rPr>
+                <w:rFonts w:ascii="Times New Roman" w:eastAsia="MS Mincho" w:hAnsi="Times New Roman" w:cs="Times New Roman"/>
+                <w:kern w:val="0"/>
+                <w:sz w:val="12"/>
+                <w:szCs w:val="12"/>
+                <w:lang w:val="en-US"/>
+                <w14:ligatures w14:val="none"/>
+              </w:rPr>
+              <w:t> Drew </w:t>
+            </w:r>
+            <w:proofErr w:type="spellStart"/>
+            <w:r>
+              <w:rPr>
+                <w:rFonts w:ascii="Times New Roman" w:eastAsia="MS Mincho" w:hAnsi="Times New Roman" w:cs="Times New Roman"/>
+                <w:kern w:val="0"/>
+                <w:sz w:val="12"/>
+                <w:szCs w:val="12"/>
+                <w:lang w:val="en-US"/>
+                <w14:ligatures w14:val="none"/>
+              </w:rPr>
+              <w:t>Modiselle</w:t>
+            </w:r>
+            <w:proofErr w:type="spellEnd"/>
+            <w:r>
+              <w:rPr>
+                <w:rFonts w:ascii="Times New Roman" w:eastAsia="MS Mincho" w:hAnsi="Times New Roman" w:cs="Times New Roman"/>
+                <w:kern w:val="0"/>
+                <w:sz w:val="12"/>
+                <w:szCs w:val="12"/>
+                <w:lang w:val="en-US"/>
+                <w14:ligatures w14:val="none"/>
+              </w:rPr>
+              <w:t> </w:t>
             </w:r>
           </w:p>
         </w:tc>
@@ -4229,16 +4412,53 @@
                 <w14:ligatures w14:val="none"/>
               </w:rPr>
             </w:pPr>
-            <w:r>
-              <w:rPr>
-                <w:rFonts w:ascii="Times New Roman" w:eastAsia="MS Mincho" w:hAnsi="Times New Roman" w:cs="Times New Roman"/>
-                <w:kern w:val="0"/>
-                <w:sz w:val="12"/>
-                <w:szCs w:val="12"/>
-                <w:lang w:val="en-US"/>
-                <w14:ligatures w14:val="none"/>
-              </w:rPr>
-              <w:t>Mohau Drew Modiselle </w:t>
+            <w:proofErr w:type="spellStart"/>
+            <w:r>
+              <w:rPr>
+                <w:rFonts w:ascii="Times New Roman" w:eastAsia="MS Mincho" w:hAnsi="Times New Roman" w:cs="Times New Roman"/>
+                <w:kern w:val="0"/>
+                <w:sz w:val="12"/>
+                <w:szCs w:val="12"/>
+                <w:lang w:val="en-US"/>
+                <w14:ligatures w14:val="none"/>
+              </w:rPr>
+              <w:t>Mohau</w:t>
+            </w:r>
+            <w:proofErr w:type="spellEnd"/>
+            <w:r>
+              <w:rPr>
+                <w:rFonts w:ascii="Times New Roman" w:eastAsia="MS Mincho" w:hAnsi="Times New Roman" w:cs="Times New Roman"/>
+                <w:kern w:val="0"/>
+                <w:sz w:val="12"/>
+                <w:szCs w:val="12"/>
+                <w:lang w:val="en-US"/>
+                <w14:ligatures w14:val="none"/>
+              </w:rPr>
+              <w:t> Drew </w:t>
+            </w:r>
+            <w:proofErr w:type="spellStart"/>
+            <w:r>
+              <w:rPr>
+                <w:rFonts w:ascii="Times New Roman" w:eastAsia="MS Mincho" w:hAnsi="Times New Roman" w:cs="Times New Roman"/>
+                <w:kern w:val="0"/>
+                <w:sz w:val="12"/>
+                <w:szCs w:val="12"/>
+                <w:lang w:val="en-US"/>
+                <w14:ligatures w14:val="none"/>
+              </w:rPr>
+              <w:t>Modiselle</w:t>
+            </w:r>
+            <w:proofErr w:type="spellEnd"/>
+            <w:r>
+              <w:rPr>
+                <w:rFonts w:ascii="Times New Roman" w:eastAsia="MS Mincho" w:hAnsi="Times New Roman" w:cs="Times New Roman"/>
+                <w:kern w:val="0"/>
+                <w:sz w:val="12"/>
+                <w:szCs w:val="12"/>
+                <w:lang w:val="en-US"/>
+                <w14:ligatures w14:val="none"/>
+              </w:rPr>
+              <w:t> </w:t>
             </w:r>
           </w:p>
         </w:tc>
@@ -4386,7 +4606,55 @@
                 <w:lang w:val="en-US"/>
                 <w14:ligatures w14:val="none"/>
               </w:rPr>
-              <w:t>Integrated specific academic authors (Netshirando &amp; Ngoepe, Hofisi &amp; Chigova, Mashau) with CivicConnect stakeholder requirements to demonstrate civic and commercial value. </w:t>
+              <w:t>Integrated specific academic authors (</w:t>
+            </w:r>
+            <w:proofErr w:type="spellStart"/>
+            <w:r>
+              <w:rPr>
+                <w:rFonts w:ascii="Times New Roman" w:eastAsia="MS Mincho" w:hAnsi="Times New Roman" w:cs="Times New Roman"/>
+                <w:kern w:val="0"/>
+                <w:sz w:val="12"/>
+                <w:szCs w:val="12"/>
+                <w:lang w:val="en-US"/>
+                <w14:ligatures w14:val="none"/>
+              </w:rPr>
+              <w:t>Netshirando</w:t>
+            </w:r>
+            <w:proofErr w:type="spellEnd"/>
+            <w:r>
+              <w:rPr>
+                <w:rFonts w:ascii="Times New Roman" w:eastAsia="MS Mincho" w:hAnsi="Times New Roman" w:cs="Times New Roman"/>
+                <w:kern w:val="0"/>
+                <w:sz w:val="12"/>
+                <w:szCs w:val="12"/>
+                <w:lang w:val="en-US"/>
+                <w14:ligatures w14:val="none"/>
+              </w:rPr>
+              <w:t> &amp; Ngoepe, Hofisi &amp; Chigova, Mashau) with </w:t>
+            </w:r>
+            <w:proofErr w:type="spellStart"/>
+            <w:r>
+              <w:rPr>
+                <w:rFonts w:ascii="Times New Roman" w:eastAsia="MS Mincho" w:hAnsi="Times New Roman" w:cs="Times New Roman"/>
+                <w:kern w:val="0"/>
+                <w:sz w:val="12"/>
+                <w:szCs w:val="12"/>
+                <w:lang w:val="en-US"/>
+                <w14:ligatures w14:val="none"/>
+              </w:rPr>
+              <w:t>CivicConnect</w:t>
+            </w:r>
+            <w:proofErr w:type="spellEnd"/>
+            <w:r>
+              <w:rPr>
+                <w:rFonts w:ascii="Times New Roman" w:eastAsia="MS Mincho" w:hAnsi="Times New Roman" w:cs="Times New Roman"/>
+                <w:kern w:val="0"/>
+                <w:sz w:val="12"/>
+                <w:szCs w:val="12"/>
+                <w:lang w:val="en-US"/>
+                <w14:ligatures w14:val="none"/>
+              </w:rPr>
+              <w:t> stakeholder requirements to demonstrate civic and commercial value. </w:t>
             </w:r>
           </w:p>
         </w:tc>
@@ -4698,7 +4966,31 @@
                 <w:lang w:val="en-US"/>
                 <w14:ligatures w14:val="none"/>
               </w:rPr>
-              <w:t>Review and refine the CivicConnect stakeholder analysis for Milestone 1. </w:t>
+              <w:t>Review and refine the </w:t>
+            </w:r>
+            <w:proofErr w:type="spellStart"/>
+            <w:r>
+              <w:rPr>
+                <w:rFonts w:ascii="Times New Roman" w:eastAsia="MS Mincho" w:hAnsi="Times New Roman" w:cs="Times New Roman"/>
+                <w:kern w:val="0"/>
+                <w:sz w:val="12"/>
+                <w:szCs w:val="12"/>
+                <w:lang w:val="en-US"/>
+                <w14:ligatures w14:val="none"/>
+              </w:rPr>
+              <w:t>CivicConnect</w:t>
+            </w:r>
+            <w:proofErr w:type="spellEnd"/>
+            <w:r>
+              <w:rPr>
+                <w:rFonts w:ascii="Times New Roman" w:eastAsia="MS Mincho" w:hAnsi="Times New Roman" w:cs="Times New Roman"/>
+                <w:kern w:val="0"/>
+                <w:sz w:val="12"/>
+                <w:szCs w:val="12"/>
+                <w:lang w:val="en-US"/>
+                <w14:ligatures w14:val="none"/>
+              </w:rPr>
+              <w:t> stakeholder analysis for Milestone 1. </w:t>
             </w:r>
           </w:p>
         </w:tc>
@@ -4785,7 +5077,31 @@
                 <w14:ligatures w14:val="none"/>
               </w:rPr>
               <w:lastRenderedPageBreak/>
-              <w:t xml:space="preserve">I compared the recommendations with the CivicConnect scenario and the stakeholder-analysis expectations in the </w:t>
+              <w:t>I compared the recommendations with the </w:t>
+            </w:r>
+            <w:proofErr w:type="spellStart"/>
+            <w:r>
+              <w:rPr>
+                <w:rFonts w:ascii="Times New Roman" w:eastAsia="MS Mincho" w:hAnsi="Times New Roman" w:cs="Times New Roman"/>
+                <w:kern w:val="0"/>
+                <w:sz w:val="12"/>
+                <w:szCs w:val="12"/>
+                <w:lang w:val="en-US"/>
+                <w14:ligatures w14:val="none"/>
+              </w:rPr>
+              <w:t>CivicConnect</w:t>
+            </w:r>
+            <w:proofErr w:type="spellEnd"/>
+            <w:r>
+              <w:rPr>
+                <w:rFonts w:ascii="Times New Roman" w:eastAsia="MS Mincho" w:hAnsi="Times New Roman" w:cs="Times New Roman"/>
+                <w:kern w:val="0"/>
+                <w:sz w:val="12"/>
+                <w:szCs w:val="12"/>
+                <w:lang w:val="en-US"/>
+                <w14:ligatures w14:val="none"/>
+              </w:rPr>
+              <w:t xml:space="preserve"> scenario and the stakeholder-analysis expectations in the </w:t>
             </w:r>
             <w:r>
               <w:rPr>
@@ -5110,7 +5426,31 @@
                 <w:lang w:val="en-US"/>
                 <w14:ligatures w14:val="none"/>
               </w:rPr>
-              <w:t>Review the CivicConnect project constraints and their engineering implications. </w:t>
+              <w:t>Review the </w:t>
+            </w:r>
+            <w:proofErr w:type="spellStart"/>
+            <w:r>
+              <w:rPr>
+                <w:rFonts w:ascii="Times New Roman" w:eastAsia="MS Mincho" w:hAnsi="Times New Roman" w:cs="Times New Roman"/>
+                <w:kern w:val="0"/>
+                <w:sz w:val="12"/>
+                <w:szCs w:val="12"/>
+                <w:lang w:val="en-US"/>
+                <w14:ligatures w14:val="none"/>
+              </w:rPr>
+              <w:t>CivicConnect</w:t>
+            </w:r>
+            <w:proofErr w:type="spellEnd"/>
+            <w:r>
+              <w:rPr>
+                <w:rFonts w:ascii="Times New Roman" w:eastAsia="MS Mincho" w:hAnsi="Times New Roman" w:cs="Times New Roman"/>
+                <w:kern w:val="0"/>
+                <w:sz w:val="12"/>
+                <w:szCs w:val="12"/>
+                <w:lang w:val="en-US"/>
+                <w14:ligatures w14:val="none"/>
+              </w:rPr>
+              <w:t> project constraints and their engineering implications. </w:t>
             </w:r>
           </w:p>
           <w:p>
@@ -5579,7 +5919,31 @@
                 <w:lang w:val="en-US"/>
                 <w14:ligatures w14:val="none"/>
               </w:rPr>
-              <w:t>Review and refine the CivicConnect Scope Baseline for PED v1.0. </w:t>
+              <w:t>Review and refine the </w:t>
+            </w:r>
+            <w:proofErr w:type="spellStart"/>
+            <w:r>
+              <w:rPr>
+                <w:rFonts w:ascii="Times New Roman" w:eastAsia="MS Mincho" w:hAnsi="Times New Roman" w:cs="Times New Roman"/>
+                <w:kern w:val="0"/>
+                <w:sz w:val="12"/>
+                <w:szCs w:val="12"/>
+                <w:lang w:val="en-US"/>
+                <w14:ligatures w14:val="none"/>
+              </w:rPr>
+              <w:t>CivicConnect</w:t>
+            </w:r>
+            <w:proofErr w:type="spellEnd"/>
+            <w:r>
+              <w:rPr>
+                <w:rFonts w:ascii="Times New Roman" w:eastAsia="MS Mincho" w:hAnsi="Times New Roman" w:cs="Times New Roman"/>
+                <w:kern w:val="0"/>
+                <w:sz w:val="12"/>
+                <w:szCs w:val="12"/>
+                <w:lang w:val="en-US"/>
+                <w14:ligatures w14:val="none"/>
+              </w:rPr>
+              <w:t> Scope Baseline for PED v1.0. </w:t>
             </w:r>
           </w:p>
         </w:tc>
@@ -5616,7 +5980,31 @@
                 <w:lang w:val="en-US"/>
                 <w14:ligatures w14:val="none"/>
               </w:rPr>
-              <w:t>AI was used to compare the draft with the Master Project Brief and Milestone 1 expectations. It helped identify unclear boundaries and suggested wording for the in-scope, out-of-scope and deferred items, the deliberate exclusion defence, and scope-control statement. </w:t>
+              <w:t>AI was used to compare the draft with the Master Project Brief and Milestone 1 expectations. It helped identify unclear boundaries and suggested wording for the in-scope, out-of-scope and deferred items, the deliberate exclusion </w:t>
+            </w:r>
+            <w:proofErr w:type="spellStart"/>
+            <w:r>
+              <w:rPr>
+                <w:rFonts w:ascii="Times New Roman" w:eastAsia="MS Mincho" w:hAnsi="Times New Roman" w:cs="Times New Roman"/>
+                <w:kern w:val="0"/>
+                <w:sz w:val="12"/>
+                <w:szCs w:val="12"/>
+                <w:lang w:val="en-US"/>
+                <w14:ligatures w14:val="none"/>
+              </w:rPr>
+              <w:t>defence</w:t>
+            </w:r>
+            <w:proofErr w:type="spellEnd"/>
+            <w:r>
+              <w:rPr>
+                <w:rFonts w:ascii="Times New Roman" w:eastAsia="MS Mincho" w:hAnsi="Times New Roman" w:cs="Times New Roman"/>
+                <w:kern w:val="0"/>
+                <w:sz w:val="12"/>
+                <w:szCs w:val="12"/>
+                <w:lang w:val="en-US"/>
+                <w14:ligatures w14:val="none"/>
+              </w:rPr>
+              <w:t>, and scope-control statement. </w:t>
             </w:r>
           </w:p>
         </w:tc>
@@ -6766,6 +7154,331 @@
                 <w14:ligatures w14:val="none"/>
               </w:rPr>
               <w:t>None</w:t>
+            </w:r>
+          </w:p>
+        </w:tc>
+      </w:tr>
+      <w:tr>
+        <w:trPr>
+          <w:trHeight w:val="300"/>
+        </w:trPr>
+        <w:tc>
+          <w:tcPr>
+            <w:tcW w:w="469" w:type="dxa"/>
+            <w:tcBorders>
+              <w:top w:val="single" w:sz="6" w:space="0" w:color="auto"/>
+              <w:left w:val="single" w:sz="6" w:space="0" w:color="auto"/>
+              <w:bottom w:val="single" w:sz="6" w:space="0" w:color="auto"/>
+              <w:right w:val="single" w:sz="6" w:space="0" w:color="auto"/>
+            </w:tcBorders>
+            <w:shd w:val="clear" w:color="auto" w:fill="FFFFFF"/>
+          </w:tcPr>
+          <w:p>
+            <w:pPr>
+              <w:spacing w:after="120" w:line="264" w:lineRule="auto"/>
+              <w:rPr>
+                <w:rFonts w:ascii="Times New Roman" w:eastAsia="MS Mincho" w:hAnsi="Times New Roman" w:cs="Times New Roman"/>
+                <w:kern w:val="0"/>
+                <w:sz w:val="12"/>
+                <w:szCs w:val="12"/>
+                <w:lang w:val="en-US"/>
+                <w14:ligatures w14:val="none"/>
+              </w:rPr>
+            </w:pPr>
+            <w:r>
+              <w:rPr>
+                <w:rFonts w:ascii="Times New Roman" w:eastAsia="MS Mincho" w:hAnsi="Times New Roman" w:cs="Times New Roman"/>
+                <w:kern w:val="0"/>
+                <w:sz w:val="12"/>
+                <w:szCs w:val="12"/>
+                <w:lang w:val="en-US"/>
+                <w14:ligatures w14:val="none"/>
+              </w:rPr>
+              <w:t>AI-017</w:t>
+            </w:r>
+          </w:p>
+        </w:tc>
+        <w:tc>
+          <w:tcPr>
+            <w:tcW w:w="1192" w:type="dxa"/>
+            <w:tcBorders>
+              <w:top w:val="single" w:sz="6" w:space="0" w:color="auto"/>
+              <w:left w:val="single" w:sz="6" w:space="0" w:color="auto"/>
+              <w:bottom w:val="single" w:sz="6" w:space="0" w:color="auto"/>
+              <w:right w:val="single" w:sz="6" w:space="0" w:color="auto"/>
+            </w:tcBorders>
+            <w:shd w:val="clear" w:color="auto" w:fill="FFFFFF"/>
+          </w:tcPr>
+          <w:p>
+            <w:pPr>
+              <w:spacing w:after="120" w:line="264" w:lineRule="auto"/>
+              <w:rPr>
+                <w:rFonts w:ascii="Times New Roman" w:eastAsia="MS Mincho" w:hAnsi="Times New Roman" w:cs="Times New Roman"/>
+                <w:kern w:val="0"/>
+                <w:sz w:val="12"/>
+                <w:szCs w:val="12"/>
+                <w:lang w:val="en-US"/>
+                <w14:ligatures w14:val="none"/>
+              </w:rPr>
+            </w:pPr>
+            <w:r>
+              <w:rPr>
+                <w:rFonts w:ascii="Times New Roman" w:eastAsia="MS Mincho" w:hAnsi="Times New Roman" w:cs="Times New Roman"/>
+                <w:kern w:val="0"/>
+                <w:sz w:val="12"/>
+                <w:szCs w:val="12"/>
+                <w:lang w:val="en-US"/>
+                <w14:ligatures w14:val="none"/>
+              </w:rPr>
+              <w:t>Tammy Fourie</w:t>
+            </w:r>
+          </w:p>
+        </w:tc>
+        <w:tc>
+          <w:tcPr>
+            <w:tcW w:w="592" w:type="dxa"/>
+            <w:tcBorders>
+              <w:top w:val="single" w:sz="6" w:space="0" w:color="auto"/>
+              <w:left w:val="single" w:sz="6" w:space="0" w:color="auto"/>
+              <w:bottom w:val="single" w:sz="6" w:space="0" w:color="auto"/>
+              <w:right w:val="single" w:sz="6" w:space="0" w:color="auto"/>
+            </w:tcBorders>
+            <w:shd w:val="clear" w:color="auto" w:fill="FFFFFF"/>
+          </w:tcPr>
+          <w:p>
+            <w:pPr>
+              <w:spacing w:after="120" w:line="264" w:lineRule="auto"/>
+              <w:rPr>
+                <w:rFonts w:ascii="Times New Roman" w:eastAsia="MS Mincho" w:hAnsi="Times New Roman" w:cs="Times New Roman"/>
+                <w:kern w:val="0"/>
+                <w:sz w:val="12"/>
+                <w:szCs w:val="12"/>
+                <w:lang w:val="en-US"/>
+                <w14:ligatures w14:val="none"/>
+              </w:rPr>
+            </w:pPr>
+            <w:r>
+              <w:rPr>
+                <w:rFonts w:ascii="Times New Roman" w:eastAsia="MS Mincho" w:hAnsi="Times New Roman" w:cs="Times New Roman"/>
+                <w:kern w:val="0"/>
+                <w:sz w:val="12"/>
+                <w:szCs w:val="12"/>
+                <w:lang w:val="en-US"/>
+                <w14:ligatures w14:val="none"/>
+              </w:rPr>
+              <w:t>12/09/2026</w:t>
+            </w:r>
+          </w:p>
+        </w:tc>
+        <w:tc>
+          <w:tcPr>
+            <w:tcW w:w="499" w:type="dxa"/>
+            <w:tcBorders>
+              <w:top w:val="single" w:sz="6" w:space="0" w:color="auto"/>
+              <w:left w:val="single" w:sz="6" w:space="0" w:color="auto"/>
+              <w:bottom w:val="single" w:sz="6" w:space="0" w:color="auto"/>
+              <w:right w:val="single" w:sz="6" w:space="0" w:color="auto"/>
+            </w:tcBorders>
+            <w:shd w:val="clear" w:color="auto" w:fill="FFFFFF"/>
+          </w:tcPr>
+          <w:p>
+            <w:pPr>
+              <w:spacing w:after="120" w:line="264" w:lineRule="auto"/>
+              <w:rPr>
+                <w:rFonts w:ascii="Times New Roman" w:eastAsia="MS Mincho" w:hAnsi="Times New Roman" w:cs="Times New Roman"/>
+                <w:kern w:val="0"/>
+                <w:sz w:val="12"/>
+                <w:szCs w:val="12"/>
+                <w:lang w:val="en-US"/>
+                <w14:ligatures w14:val="none"/>
+              </w:rPr>
+            </w:pPr>
+            <w:r>
+              <w:rPr>
+                <w:rFonts w:ascii="Times New Roman" w:eastAsia="MS Mincho" w:hAnsi="Times New Roman" w:cs="Times New Roman"/>
+                <w:kern w:val="0"/>
+                <w:sz w:val="12"/>
+                <w:szCs w:val="12"/>
+                <w:lang w:val="en-US"/>
+                <w14:ligatures w14:val="none"/>
+              </w:rPr>
+              <w:t>Claude</w:t>
+            </w:r>
+          </w:p>
+        </w:tc>
+        <w:tc>
+          <w:tcPr>
+            <w:tcW w:w="1731" w:type="dxa"/>
+            <w:tcBorders>
+              <w:top w:val="single" w:sz="6" w:space="0" w:color="auto"/>
+              <w:left w:val="single" w:sz="6" w:space="0" w:color="auto"/>
+              <w:bottom w:val="single" w:sz="6" w:space="0" w:color="auto"/>
+              <w:right w:val="single" w:sz="6" w:space="0" w:color="auto"/>
+            </w:tcBorders>
+            <w:shd w:val="clear" w:color="auto" w:fill="FFFFFF"/>
+          </w:tcPr>
+          <w:p>
+            <w:pPr>
+              <w:spacing w:after="120" w:line="264" w:lineRule="auto"/>
+              <w:rPr>
+                <w:rFonts w:ascii="Times New Roman" w:eastAsia="MS Mincho" w:hAnsi="Times New Roman" w:cs="Times New Roman"/>
+                <w:kern w:val="0"/>
+                <w:sz w:val="12"/>
+                <w:szCs w:val="12"/>
+                <w:lang w:val="en-US"/>
+                <w14:ligatures w14:val="none"/>
+              </w:rPr>
+            </w:pPr>
+            <w:r>
+              <w:rPr>
+                <w:rFonts w:ascii="Times New Roman" w:eastAsia="MS Mincho" w:hAnsi="Times New Roman" w:cs="Times New Roman"/>
+                <w:kern w:val="0"/>
+                <w:sz w:val="12"/>
+                <w:szCs w:val="12"/>
+                <w:lang w:val="en-US"/>
+                <w14:ligatures w14:val="none"/>
+              </w:rPr>
+              <w:t>Frontend development and interface implementation</w:t>
+            </w:r>
+          </w:p>
+        </w:tc>
+        <w:tc>
+          <w:tcPr>
+            <w:tcW w:w="1838" w:type="dxa"/>
+            <w:tcBorders>
+              <w:top w:val="single" w:sz="6" w:space="0" w:color="auto"/>
+              <w:left w:val="single" w:sz="6" w:space="0" w:color="auto"/>
+              <w:bottom w:val="single" w:sz="6" w:space="0" w:color="auto"/>
+              <w:right w:val="single" w:sz="6" w:space="0" w:color="auto"/>
+            </w:tcBorders>
+            <w:shd w:val="clear" w:color="auto" w:fill="FFFFFF"/>
+          </w:tcPr>
+          <w:p>
+            <w:pPr>
+              <w:spacing w:after="120" w:line="264" w:lineRule="auto"/>
+              <w:rPr>
+                <w:rFonts w:ascii="Times New Roman" w:eastAsia="MS Mincho" w:hAnsi="Times New Roman" w:cs="Times New Roman"/>
+                <w:kern w:val="0"/>
+                <w:sz w:val="12"/>
+                <w:szCs w:val="12"/>
+                <w:lang w:val="en-US"/>
+                <w14:ligatures w14:val="none"/>
+              </w:rPr>
+            </w:pPr>
+            <w:r>
+              <w:rPr>
+                <w:rFonts w:ascii="Times New Roman" w:eastAsia="MS Mincho" w:hAnsi="Times New Roman" w:cs="Times New Roman"/>
+                <w:kern w:val="0"/>
+                <w:sz w:val="12"/>
+                <w:szCs w:val="12"/>
+                <w14:ligatures w14:val="none"/>
+              </w:rPr>
+              <w:t>Claude was used to assist with generating an initial implementation of the frontend. The generated code served as a starting point and was reviewed and evaluated before being incorporated into the project.</w:t>
+            </w:r>
+          </w:p>
+        </w:tc>
+        <w:tc>
+          <w:tcPr>
+            <w:tcW w:w="1335" w:type="dxa"/>
+            <w:tcBorders>
+              <w:top w:val="single" w:sz="6" w:space="0" w:color="auto"/>
+              <w:left w:val="single" w:sz="6" w:space="0" w:color="auto"/>
+              <w:bottom w:val="single" w:sz="6" w:space="0" w:color="auto"/>
+              <w:right w:val="single" w:sz="6" w:space="0" w:color="auto"/>
+            </w:tcBorders>
+            <w:shd w:val="clear" w:color="auto" w:fill="FFFFFF"/>
+          </w:tcPr>
+          <w:p>
+            <w:pPr>
+              <w:spacing w:after="120" w:line="264" w:lineRule="auto"/>
+              <w:rPr>
+                <w:rFonts w:ascii="Times New Roman" w:eastAsia="MS Mincho" w:hAnsi="Times New Roman" w:cs="Times New Roman"/>
+                <w:kern w:val="0"/>
+                <w:sz w:val="12"/>
+                <w:szCs w:val="12"/>
+                <w:lang w:val="en-US"/>
+                <w14:ligatures w14:val="none"/>
+              </w:rPr>
+            </w:pPr>
+            <w:r>
+              <w:rPr>
+                <w:rFonts w:ascii="Times New Roman" w:eastAsia="MS Mincho" w:hAnsi="Times New Roman" w:cs="Times New Roman"/>
+                <w:kern w:val="0"/>
+                <w:sz w:val="12"/>
+                <w:szCs w:val="12"/>
+                <w14:ligatures w14:val="none"/>
+              </w:rPr>
+              <w:t>The frontend was manually reviewed and tested to confirm that the implemented functionality operates as expected and aligns with the relevant rubric requirements. The generated code was also inspected to identify areas requiring refinement or modification.</w:t>
+            </w:r>
+          </w:p>
+        </w:tc>
+        <w:tc>
+          <w:tcPr>
+            <w:tcW w:w="1428" w:type="dxa"/>
+            <w:tcBorders>
+              <w:top w:val="single" w:sz="6" w:space="0" w:color="auto"/>
+              <w:left w:val="single" w:sz="6" w:space="0" w:color="auto"/>
+              <w:bottom w:val="single" w:sz="6" w:space="0" w:color="auto"/>
+              <w:right w:val="single" w:sz="6" w:space="0" w:color="auto"/>
+            </w:tcBorders>
+            <w:shd w:val="clear" w:color="auto" w:fill="FFFFFF"/>
+          </w:tcPr>
+          <w:p>
+            <w:pPr>
+              <w:spacing w:after="120" w:line="264" w:lineRule="auto"/>
+              <w:rPr>
+                <w:rFonts w:ascii="Times New Roman" w:eastAsia="MS Mincho" w:hAnsi="Times New Roman" w:cs="Times New Roman"/>
+                <w:kern w:val="0"/>
+                <w:sz w:val="12"/>
+                <w:szCs w:val="12"/>
+                <w:lang w:val="en-US"/>
+                <w14:ligatures w14:val="none"/>
+              </w:rPr>
+            </w:pPr>
+            <w:r>
+              <w:rPr>
+                <w:rFonts w:ascii="Times New Roman" w:eastAsia="MS Mincho" w:hAnsi="Times New Roman" w:cs="Times New Roman"/>
+                <w:kern w:val="0"/>
+                <w:sz w:val="12"/>
+                <w:szCs w:val="12"/>
+                <w14:ligatures w14:val="none"/>
+              </w:rPr>
+              <w:t>Partially accepted. The implementation provides a suitable foundation and meets the current functional requirements, but it has not been accepted as the final version. Further manual changes, refinements, and integration work will still be completed by the team.</w:t>
+            </w:r>
+          </w:p>
+        </w:tc>
+        <w:tc>
+          <w:tcPr>
+            <w:tcW w:w="1215" w:type="dxa"/>
+            <w:tcBorders>
+              <w:top w:val="single" w:sz="6" w:space="0" w:color="auto"/>
+              <w:left w:val="single" w:sz="6" w:space="0" w:color="auto"/>
+              <w:bottom w:val="single" w:sz="6" w:space="0" w:color="auto"/>
+              <w:right w:val="single" w:sz="6" w:space="0" w:color="auto"/>
+            </w:tcBorders>
+            <w:shd w:val="clear" w:color="auto" w:fill="FFFFFF"/>
+          </w:tcPr>
+          <w:p>
+            <w:pPr>
+              <w:spacing w:after="120" w:line="264" w:lineRule="auto"/>
+              <w:rPr>
+                <w:rFonts w:ascii="Times New Roman" w:eastAsia="MS Mincho" w:hAnsi="Times New Roman" w:cs="Times New Roman"/>
+                <w:kern w:val="0"/>
+                <w:sz w:val="12"/>
+                <w:szCs w:val="12"/>
+                <w:lang w:val="en-US"/>
+                <w14:ligatures w14:val="none"/>
+              </w:rPr>
+            </w:pPr>
+            <w:r>
+              <w:rPr>
+                <w:rFonts w:ascii="Times New Roman" w:eastAsia="MS Mincho" w:hAnsi="Times New Roman" w:cs="Times New Roman"/>
+                <w:kern w:val="0"/>
+                <w:sz w:val="12"/>
+                <w:szCs w:val="12"/>
+                <w14:ligatures w14:val="none"/>
+              </w:rPr>
+              <w:t>Some areas still require refinement, including code cleanup, interface improvements, consistency with the wider application, and any adjustments identified during continued testing and integration.</w:t>
             </w:r>
           </w:p>
         </w:tc>
@@ -6835,7 +7548,6 @@
             <w:id w:val="-573587230"/>
             <w:bibliography/>
           </w:sdtPr>
-          <w:sdtEndPr/>
           <w:sdtContent>
             <w:p>
               <w:pPr>
@@ -7895,7 +8607,6 @@
   <w:style w:type="character" w:default="1" w:styleId="DefaultParagraphFont">
     <w:name w:val="Default Paragraph Font"/>
     <w:uiPriority w:val="1"/>
-    <w:semiHidden/>
     <w:unhideWhenUsed/>
   </w:style>
   <w:style w:type="table" w:default="1" w:styleId="TableNormal">
